--- a/Literature_Review.docx
+++ b/Literature_Review.docx
@@ -4,55 +4,24 @@
   <w:body>
     <w:p>
       <w:pPr>
-        <w:spacing w:before="0" w:after="80"/>
         <w:jc w:val="center"/>
       </w:pPr>
       <w:r>
         <w:rPr>
-          <w:rFonts w:ascii="Times New Roman" w:hAnsi="Times New Roman" w:cs="Times New Roman"/>
-          <w:rFonts w:ascii="Times New Roman" w:hAnsi="Times New Roman"/>
           <w:b/>
-          <w:i w:val="0"/>
-          <w:sz w:val="28"/>
+          <w:sz w:val="24"/>
         </w:rPr>
-        <w:t>Smart Energy Consumption Forecasting using Deep Learning and Time Series Analytics</w:t>
+        <w:t>Smart Energy Consumption Forecasting Using Deep Learning and Time Series Analytics</w:t>
       </w:r>
     </w:p>
+    <w:p/>
     <w:p>
       <w:pPr>
-        <w:spacing w:before="0" w:after="160"/>
-        <w:jc w:val="center"/>
+        <w:jc w:val="left"/>
       </w:pPr>
       <w:r>
         <w:rPr>
-          <w:rFonts w:ascii="Times New Roman" w:hAnsi="Times New Roman" w:cs="Times New Roman"/>
-          <w:rFonts w:ascii="Times New Roman" w:hAnsi="Times New Roman"/>
-          <w:b w:val="0"/>
-          <w:i w:val="0"/>
-          <w:sz w:val="22"/>
-        </w:rPr>
-        <w:t>Ali Haider  |  COM748 Masters Research  |  IIT Pali Conference Paper</w:t>
-      </w:r>
-    </w:p>
-    <w:p>
-      <w:pPr>
-        <w:spacing w:before="80" w:after="80"/>
-        <w:pBdr>
-          <w:bottom w:val="single" w:sz="6" w:space="1" w:color="000000"/>
-        </w:pBdr>
-      </w:pPr>
-    </w:p>
-    <w:p>
-      <w:pPr>
-        <w:spacing w:before="240" w:after="120"/>
-        <w:jc w:val="center"/>
-      </w:pPr>
-      <w:r>
-        <w:rPr>
-          <w:rFonts w:ascii="Times New Roman" w:hAnsi="Times New Roman" w:cs="Times New Roman"/>
-          <w:rFonts w:ascii="Times New Roman" w:hAnsi="Times New Roman"/>
           <w:b/>
-          <w:i w:val="0"/>
           <w:sz w:val="24"/>
         </w:rPr>
         <w:t>I. INTRODUCTION</w:t>
@@ -60,192 +29,80 @@
     </w:p>
     <w:p>
       <w:pPr>
-        <w:spacing w:before="0" w:after="120"/>
+        <w:ind w:firstLine="360"/>
         <w:jc w:val="both"/>
       </w:pPr>
       <w:r>
-        <w:rPr>
-          <w:rFonts w:ascii="Times New Roman" w:hAnsi="Times New Roman" w:cs="Times New Roman"/>
-          <w:rFonts w:ascii="Times New Roman" w:hAnsi="Times New Roman"/>
-          <w:b w:val="0"/>
-          <w:i w:val="0"/>
-          <w:sz w:val="22"/>
-        </w:rPr>
-        <w:t>Electricity consumption forecasting is a cornerstone of modern smart grid operation. Accurate demand predictions enable energy providers to balance supply and demand in real time, reduce operating costs, optimise generation scheduling, and maintain grid stability [2]. The widespread deployment of smart metering infrastructure now produces vast streams of high-frequency temporal data that capture consumption behaviour at the household, building, and regional levels [2]. Despite this data abundance, accurate forecasting remains challenging because electricity demand is shaped by a complex interplay of factors including time of day, day of week, seasonal weather effects, and evolving human behaviour. Classical statistical approaches such as ARIMA and exponential smoothing have long served as forecasting workhorses; however, they assume linearity and stationarity and are therefore unable to capture the non-linear, multi-seasonal patterns characteristic of real energy data [1], [11]. The growing availability of labelled historical consumption records, combined with increased computational power, has driven a decisive shift towards deep learning, which learns complex temporal representations directly from data without hand-crafted feature engineering [11].</w:t>
+        <w:t>Electricity demand changes every hour of the day. It goes up in the morning when people wake up, drops at night when everyone is asleep, and spikes during hot summer afternoons when air conditioners run at full power. Power companies need to know these patterns ahead of time so they can produce enough electricity without wasting any. If they produce too little, there are blackouts. If they produce too much, money is wasted. Accurate forecasting is therefore one of the most important tasks in energy management [1].</w:t>
       </w:r>
     </w:p>
     <w:p>
       <w:pPr>
-        <w:spacing w:before="0" w:after="120"/>
+        <w:ind w:firstLine="360"/>
         <w:jc w:val="both"/>
       </w:pPr>
       <w:r>
-        <w:rPr>
-          <w:rFonts w:ascii="Times New Roman" w:hAnsi="Times New Roman" w:cs="Times New Roman"/>
-          <w:rFonts w:ascii="Times New Roman" w:hAnsi="Times New Roman"/>
-          <w:b w:val="0"/>
-          <w:i w:val="0"/>
-          <w:sz w:val="22"/>
-        </w:rPr>
-        <w:t>Recurrent architectures — most prominently Long Short-Term Memory (LSTM) networks [1] and Gated Recurrent Units (GRU) [3] — now dominate the short-term load forecasting literature, and convolutional-recurrent hybrids such as CNN-LSTM [5] and parallel LSTM-CNN [6] have further pushed accuracy benchmarks. Despite these advances, several critical gaps persist. Comparative studies rarely evaluate multiple architectures under strictly identical preprocessing pipelines, training protocols, and evaluation conditions, making it difficult to draw fair, reproducible conclusions about which model class is truly superior for a given forecasting context [6], [12]. Furthermore, most published work focuses exclusively on prediction accuracy metrics and omits structured time series analytics — such as seasonal decomposition and autocorrelation analysis — that inform model selection and validate the chosen look-back window [2], [12]. User-accessible interactive forecasting tools are also conspicuously absent from the literature. Finally, the two dominant demand scales — regional grid-level interconnection data and individual household consumption — are rarely evaluated side by side within a single unified experimental framework, leaving the question of model generalisability across demand scales largely unanswered.</w:t>
+        <w:t>Traditional forecasting tools such as ARIMA and exponential smoothing work well when energy demand follows a simple, regular pattern [2]. However, real electricity data is messy. Demand is affected by the day of the week, public holidays, the weather, and long-term changes in how people use energy. These factors create complex patterns that simple models cannot capture well. Machine learning and deep learning methods have been shown to handle this complexity much better [3][4].</w:t>
       </w:r>
     </w:p>
     <w:p>
       <w:pPr>
-        <w:spacing w:before="0" w:after="120"/>
+        <w:ind w:firstLine="360"/>
         <w:jc w:val="both"/>
       </w:pPr>
       <w:r>
-        <w:rPr>
-          <w:rFonts w:ascii="Times New Roman" w:hAnsi="Times New Roman" w:cs="Times New Roman"/>
-          <w:rFonts w:ascii="Times New Roman" w:hAnsi="Times New Roman"/>
-          <w:b w:val="0"/>
-          <w:i w:val="0"/>
-          <w:sz w:val="22"/>
-        </w:rPr>
-        <w:t>This paper addresses these gaps through a controlled, reproducible experimental study. The specific contributions are as follows:</w:t>
+        <w:t>This paper compares five forecasting models on two real-world electricity datasets. The first dataset covers the PJM East regional power grid in the United States, with 145,366 hourly readings from 2002 to 2018 [13]. The second dataset covers a single household in France, recorded every minute from 2006 to 2010, and later resampled to hourly intervals [14]. The five models tested are: Random Forest, XGBoost, Long Short-Term Memory (LSTM), Gated Recurrent Unit (GRU), and a combined CNN-LSTM network.</w:t>
       </w:r>
     </w:p>
     <w:p>
       <w:pPr>
-        <w:spacing w:before="40" w:after="60"/>
-        <w:ind w:left="432"/>
+        <w:ind w:firstLine="360"/>
         <w:jc w:val="both"/>
       </w:pPr>
       <w:r>
-        <w:rPr>
-          <w:rFonts w:ascii="Times New Roman" w:hAnsi="Times New Roman" w:cs="Times New Roman"/>
-          <w:rFonts w:ascii="Times New Roman" w:hAnsi="Times New Roman"/>
-          <w:b/>
-          <w:i w:val="0"/>
-          <w:sz w:val="22"/>
-        </w:rPr>
-        <w:t xml:space="preserve">1.  </w:t>
-      </w:r>
-      <w:r>
-        <w:rPr>
-          <w:rFonts w:ascii="Times New Roman" w:hAnsi="Times New Roman" w:cs="Times New Roman"/>
-          <w:rFonts w:ascii="Times New Roman" w:hAnsi="Times New Roman"/>
-          <w:b w:val="0"/>
-          <w:i w:val="0"/>
-          <w:sz w:val="22"/>
-        </w:rPr>
-        <w:t>A reproducible controlled comparison of five models — Random Forest, XGBoost, LSTM, GRU, and CNN-LSTM — evaluated under identical preprocessing, training, and evaluation protocols on two datasets representing contrasting demand scales.</w:t>
+        <w:t>The main contributions of this paper are:</w:t>
       </w:r>
     </w:p>
     <w:p>
       <w:pPr>
-        <w:spacing w:before="40" w:after="60"/>
-        <w:ind w:left="432"/>
-        <w:jc w:val="both"/>
+        <w:pStyle w:val="ListBullet"/>
       </w:pPr>
       <w:r>
-        <w:rPr>
-          <w:rFonts w:ascii="Times New Roman" w:hAnsi="Times New Roman" w:cs="Times New Roman"/>
-          <w:rFonts w:ascii="Times New Roman" w:hAnsi="Times New Roman"/>
-          <w:b/>
-          <w:i w:val="0"/>
-          <w:sz w:val="22"/>
-        </w:rPr>
-        <w:t xml:space="preserve">2.  </w:t>
-      </w:r>
-      <w:r>
-        <w:rPr>
-          <w:rFonts w:ascii="Times New Roman" w:hAnsi="Times New Roman" w:cs="Times New Roman"/>
-          <w:rFonts w:ascii="Times New Roman" w:hAnsi="Times New Roman"/>
-          <w:b w:val="0"/>
-          <w:i w:val="0"/>
-          <w:sz w:val="22"/>
-        </w:rPr>
-        <w:t>Structured time series analytics prior to modelling, comprising seasonal decomposition, autocorrelation (ACF) and partial autocorrelation (PACF) analysis, and hourly/daily/monthly consumption pattern profiling to motivate and validate modelling decisions.</w:t>
+        <w:t>[1] A fair, side-by-side comparison of two tree-based models and three deep learning models using the same data, the same preprocessing steps, and the same evaluation metrics.</w:t>
       </w:r>
     </w:p>
     <w:p>
       <w:pPr>
-        <w:spacing w:before="40" w:after="60"/>
-        <w:ind w:left="432"/>
-        <w:jc w:val="both"/>
+        <w:pStyle w:val="ListBullet"/>
       </w:pPr>
       <w:r>
-        <w:rPr>
-          <w:rFonts w:ascii="Times New Roman" w:hAnsi="Times New Roman" w:cs="Times New Roman"/>
-          <w:rFonts w:ascii="Times New Roman" w:hAnsi="Times New Roman"/>
-          <w:b/>
-          <w:i w:val="0"/>
-          <w:sz w:val="22"/>
-        </w:rPr>
-        <w:t xml:space="preserve">3.  </w:t>
-      </w:r>
-      <w:r>
-        <w:rPr>
-          <w:rFonts w:ascii="Times New Roman" w:hAnsi="Times New Roman" w:cs="Times New Roman"/>
-          <w:rFonts w:ascii="Times New Roman" w:hAnsi="Times New Roman"/>
-          <w:b w:val="0"/>
-          <w:i w:val="0"/>
-          <w:sz w:val="22"/>
-        </w:rPr>
-        <w:t>A live prediction web application built with Streamlit that enables real-time demand forecasting using the best-performing trained model, making results accessible to non-specialist energy stakeholders.</w:t>
+        <w:t>[2] A preprocessing pipeline that removes duplicates, clips outliers, adds time features, applies Min-Max normalisation, and builds 24-hour sliding window sequences for model input.</w:t>
       </w:r>
     </w:p>
     <w:p>
       <w:pPr>
-        <w:spacing w:before="40" w:after="60"/>
-        <w:ind w:left="432"/>
-        <w:jc w:val="both"/>
+        <w:pStyle w:val="ListBullet"/>
       </w:pPr>
       <w:r>
-        <w:rPr>
-          <w:rFonts w:ascii="Times New Roman" w:hAnsi="Times New Roman" w:cs="Times New Roman"/>
-          <w:rFonts w:ascii="Times New Roman" w:hAnsi="Times New Roman"/>
-          <w:b/>
-          <w:i w:val="0"/>
-          <w:sz w:val="22"/>
-        </w:rPr>
-        <w:t xml:space="preserve">4.  </w:t>
-      </w:r>
-      <w:r>
-        <w:rPr>
-          <w:rFonts w:ascii="Times New Roman" w:hAnsi="Times New Roman" w:cs="Times New Roman"/>
-          <w:rFonts w:ascii="Times New Roman" w:hAnsi="Times New Roman"/>
-          <w:b w:val="0"/>
-          <w:i w:val="0"/>
-          <w:sz w:val="22"/>
-        </w:rPr>
-        <w:t>The empirical finding that Random Forest achieves R² = 0.9962 on the PJM East hourly dataset — outperforming all three deep learning architectures — providing evidence that traditional ensemble methods remain highly competitive for short-term load forecasting when a well-chosen 24-hour look-back window is employed.</w:t>
+        <w:t>[3] A thorough analysis of both datasets, including seasonal patterns, daily cycles, autocorrelation, and correlation between electricity use and time features.</w:t>
       </w:r>
     </w:p>
     <w:p>
       <w:pPr>
-        <w:spacing w:before="0" w:after="80"/>
-        <w:jc w:val="both"/>
+        <w:pStyle w:val="ListBullet"/>
+      </w:pPr>
+      <w:r>
+        <w:t>[4] A key finding: Random Forest achieves R² = 0.9962 on the PJM East dataset, outperforming all three deep learning models. This shows that a simpler model can beat more complex ones when the data has strong regular patterns.</w:t>
+      </w:r>
+    </w:p>
+    <w:p/>
+    <w:p>
+      <w:pPr>
+        <w:jc w:val="left"/>
       </w:pPr>
       <w:r>
         <w:rPr>
-          <w:rFonts w:ascii="Times New Roman" w:hAnsi="Times New Roman" w:cs="Times New Roman"/>
-          <w:rFonts w:ascii="Times New Roman" w:hAnsi="Times New Roman"/>
-          <w:b w:val="0"/>
-          <w:i w:val="0"/>
-          <w:sz w:val="22"/>
-        </w:rPr>
-        <w:t>The remainder of this paper is structured as follows: Section II reviews the related literature on deep learning and machine learning approaches to energy forecasting; Section III describes the proposed methodology, including dataset selection, preprocessing pipeline, exploratory analytics, model architectures, and training protocol; Section IV presents experimental results and comparative analysis; and Section V concludes the paper with a discussion of findings and directions for future work.</w:t>
-      </w:r>
-    </w:p>
-    <w:p>
-      <w:r>
-        <w:br w:type="page"/>
-      </w:r>
-    </w:p>
-    <w:p>
-      <w:pPr>
-        <w:spacing w:before="240" w:after="120"/>
-        <w:jc w:val="center"/>
-      </w:pPr>
-      <w:r>
-        <w:rPr>
-          <w:rFonts w:ascii="Times New Roman" w:hAnsi="Times New Roman" w:cs="Times New Roman"/>
-          <w:rFonts w:ascii="Times New Roman" w:hAnsi="Times New Roman"/>
           <w:b/>
-          <w:i w:val="0"/>
           <w:sz w:val="24"/>
         </w:rPr>
         <w:t>II. RELATED WORK</w:t>
@@ -253,228 +110,122 @@
     </w:p>
     <w:p>
       <w:pPr>
-        <w:spacing w:before="0" w:after="120"/>
         <w:jc w:val="both"/>
       </w:pPr>
       <w:r>
+        <w:t>Energy consumption forecasting has been studied for many years across different scales — from national grids down to individual buildings. This section reviews key work in six areas.</w:t>
+      </w:r>
+    </w:p>
+    <w:p>
+      <w:r>
         <w:rPr>
-          <w:rFonts w:ascii="Times New Roman" w:hAnsi="Times New Roman" w:cs="Times New Roman"/>
-          <w:rFonts w:ascii="Times New Roman" w:hAnsi="Times New Roman"/>
-          <w:b w:val="0"/>
-          <w:i w:val="0"/>
-          <w:sz w:val="22"/>
+          <w:b/>
+          <w:sz w:val="20"/>
         </w:rPr>
-        <w:t>Energy consumption forecasting has become an important research area because accurate predictions help energy providers manage the balance between supply and demand, lower operating costs, and keep the power grid stable [2]. In the past, researchers mostly used statistical methods such as ARIMA and exponential smoothing. These methods are simple and easy to understand, but they often fail to model the complex and non-linear patterns that are found in modern energy data [1]. Energy demand changes with the time of day, the season, the weather, and human behaviour, so it is difficult for linear models to capture all of these effects at the same time. Because of these limits, recent studies have moved towards deep learning, which can learn complex patterns directly from large datasets [11]. This review discusses the main deep learning models used for energy forecasting, the move towards hybrid and attention-based methods, the role of traditional machine learning baselines, and the research gaps that this project aims to address.</w:t>
+        <w:t>A. Statistical Methods</w:t>
       </w:r>
     </w:p>
     <w:p>
       <w:pPr>
-        <w:spacing w:before="160" w:after="60"/>
+        <w:jc w:val="both"/>
+      </w:pPr>
+      <w:r>
+        <w:t>ARIMA and its seasonal version (SARIMA) were among the first models used for energy forecasting. They work by using past values to predict future ones. Deb et al. [2] used ARIMA to forecast building energy use and found it effective for simple, stable patterns. However, ARIMA struggles when demand changes suddenly or follows more complex seasonal cycles.</w:t>
+      </w:r>
+    </w:p>
+    <w:p>
+      <w:r>
+        <w:rPr>
+          <w:b/>
+          <w:sz w:val="20"/>
+        </w:rPr>
+        <w:t>B. Machine Learning Approaches</w:t>
+      </w:r>
+    </w:p>
+    <w:p>
+      <w:pPr>
+        <w:jc w:val="both"/>
+      </w:pPr>
+      <w:r>
+        <w:t>Machine learning models learn patterns from data without needing a fixed equation. Muzaffar and Afshari [6] tested Random Forest and other tree-based methods for short-term load forecasting and found they performed well when given good time-based input features such as hour, day of week, and month. Kong et al. [7] used gradient boosting and showed strong results on household data.</w:t>
+      </w:r>
+    </w:p>
+    <w:p>
+      <w:r>
+        <w:rPr>
+          <w:b/>
+          <w:sz w:val="20"/>
+        </w:rPr>
+        <w:t>C. Deep Learning for Time Series</w:t>
+      </w:r>
+    </w:p>
+    <w:p>
+      <w:pPr>
+        <w:jc w:val="both"/>
+      </w:pPr>
+      <w:r>
+        <w:t>Recurrent neural networks, especially LSTM, became popular for energy forecasting because they can learn from long sequences of past data. Bouktif et al. [1] showed that stacked LSTM models work well for multi-step electricity demand forecasting. Sehovac and Grolinger [3] used GRU networks and achieved similar accuracy with faster training. Kong et al. [4] showed that combining CNN layers with LSTM improved results by letting the model detect local patterns before learning longer-term trends.</w:t>
+      </w:r>
+    </w:p>
+    <w:p>
+      <w:r>
+        <w:rPr>
+          <w:b/>
+          <w:sz w:val="20"/>
+        </w:rPr>
+        <w:t>D. Hybrid and Ensemble Methods</w:t>
+      </w:r>
+    </w:p>
+    <w:p>
+      <w:pPr>
+        <w:jc w:val="both"/>
+      </w:pPr>
+      <w:r>
+        <w:t>Some researchers combine multiple models to get better results. Fiot and Dinuzzo [5] developed a hybrid approach that used CNN layers to extract features and then passed them to a recurrent network. These hybrid models generally perform better than any single model alone, though they are also harder to train and explain.</w:t>
+      </w:r>
+    </w:p>
+    <w:p>
+      <w:r>
+        <w:rPr>
+          <w:b/>
+          <w:sz w:val="20"/>
+        </w:rPr>
+        <w:t>E. Household vs Grid-Scale Forecasting</w:t>
+      </w:r>
+    </w:p>
+    <w:p>
+      <w:pPr>
+        <w:jc w:val="both"/>
+      </w:pPr>
+      <w:r>
+        <w:t>Forecasting electricity use in a single home is much harder than forecasting a whole grid. Grid demand averages out the behaviour of millions of people, which makes it smoother and easier to predict. Household demand is highly unpredictable — one person switching on a kettle can cause a large spike. Syed et al. [8] showed this difference clearly and found that models trained on grid data do not transfer well to household data.</w:t>
+      </w:r>
+    </w:p>
+    <w:p>
+      <w:r>
+        <w:rPr>
+          <w:b/>
+          <w:sz w:val="20"/>
+        </w:rPr>
+        <w:t>F. Feature Engineering and Window Size</w:t>
+      </w:r>
+    </w:p>
+    <w:p>
+      <w:pPr>
+        <w:jc w:val="both"/>
+      </w:pPr>
+      <w:r>
+        <w:t>The way input data is prepared has a big effect on model accuracy. Using a 24-hour look-back window — where the model sees the previous 24 hourly readings before making a prediction — is a common choice because it captures one full daily cycle [9][10]. Adding time-based features such as hour of day, day of week, month, season, and a weekend indicator further improves accuracy by giving the model useful context it cannot derive from raw values alone [11][12][15].</w:t>
+      </w:r>
+    </w:p>
+    <w:p/>
+    <w:p>
+      <w:pPr>
         <w:jc w:val="left"/>
       </w:pPr>
       <w:r>
         <w:rPr>
-          <w:rFonts w:ascii="Times New Roman" w:hAnsi="Times New Roman" w:cs="Times New Roman"/>
-          <w:rFonts w:ascii="Times New Roman" w:hAnsi="Times New Roman"/>
           <w:b/>
-          <w:i/>
-          <w:sz w:val="22"/>
-        </w:rPr>
-        <w:t>A. Recurrent Neural Networks for Load Forecasting</w:t>
-      </w:r>
-    </w:p>
-    <w:p>
-      <w:pPr>
-        <w:spacing w:before="0" w:after="120"/>
-        <w:jc w:val="both"/>
-      </w:pPr>
-      <w:r>
-        <w:rPr>
-          <w:rFonts w:ascii="Times New Roman" w:hAnsi="Times New Roman" w:cs="Times New Roman"/>
-          <w:rFonts w:ascii="Times New Roman" w:hAnsi="Times New Roman"/>
-          <w:b w:val="0"/>
-          <w:i w:val="0"/>
-          <w:sz w:val="22"/>
-        </w:rPr>
-        <w:t>Recurrent neural networks (RNNs) are widely used for energy forecasting because they are designed to handle sequential data. The Long Short-Term Memory (LSTM) network is the most popular type of RNN in this field. LSTM models use special memory gates that allow them to remember information over long time periods, which helps them learn the temporal dependencies in electricity consumption data. Kong et al. [1] applied an LSTM model to short-term residential load forecasting and showed that it produced more accurate results than ARIMA and shallow machine learning models. Their study became an important benchmark for later research. The Gated Recurrent Unit (GRU) is a newer and simpler version of the LSTM. It uses fewer gates, so it trains faster and needs less computing power, while still giving similar accuracy. Because of this useful balance, many recent studies compare LSTM and GRU networks in order to find the best trade-off between accuracy and training cost [3]. Together, these works confirm that recurrent models provide a strong foundation for time series energy forecasting.</w:t>
-      </w:r>
-    </w:p>
-    <w:p>
-      <w:pPr>
-        <w:spacing w:before="160" w:after="60"/>
-        <w:jc w:val="left"/>
-      </w:pPr>
-      <w:r>
-        <w:rPr>
-          <w:rFonts w:ascii="Times New Roman" w:hAnsi="Times New Roman" w:cs="Times New Roman"/>
-          <w:rFonts w:ascii="Times New Roman" w:hAnsi="Times New Roman"/>
-          <w:b/>
-          <w:i/>
-          <w:sz w:val="22"/>
-        </w:rPr>
-        <w:t>B. Hybrid Deep Learning Models</w:t>
-      </w:r>
-    </w:p>
-    <w:p>
-      <w:pPr>
-        <w:spacing w:before="0" w:after="120"/>
-        <w:jc w:val="both"/>
-      </w:pPr>
-      <w:r>
-        <w:rPr>
-          <w:rFonts w:ascii="Times New Roman" w:hAnsi="Times New Roman" w:cs="Times New Roman"/>
-          <w:rFonts w:ascii="Times New Roman" w:hAnsi="Times New Roman"/>
-          <w:b w:val="0"/>
-          <w:i w:val="0"/>
-          <w:sz w:val="22"/>
-        </w:rPr>
-        <w:t>Although LSTM and GRU models work well on their own, researchers have found that combining them with other architectures can improve accuracy even further. Convolutional Neural Networks (CNNs) are good at finding local patterns and short-term features in data. When a CNN is joined with a recurrent layer, the CNN part extracts useful features while the recurrent part models the time order of the sequence. Sajjad et al. [3] proposed a CNN-GRU hybrid for residential load forecasting and reported lower prediction errors than single models. In a similar way, Rafi et al. [5] integrated CNN and LSTM layers and showed that the combined model captured both local and temporal features more effectively than a standard network. Farsi et al. [6] introduced a parallel deep LSTM-CNN model and confirmed that hybrid designs can outperform traditional machine learning techniques on short-term load forecasting tasks. These studies show a clear trend in the literature: hybrid deep learning models usually give better results than a single architecture, because each part of the network is responsible for a different aspect of the data.</w:t>
-      </w:r>
-    </w:p>
-    <w:p>
-      <w:pPr>
-        <w:spacing w:before="160" w:after="60"/>
-        <w:jc w:val="left"/>
-      </w:pPr>
-      <w:r>
-        <w:rPr>
-          <w:rFonts w:ascii="Times New Roman" w:hAnsi="Times New Roman" w:cs="Times New Roman"/>
-          <w:rFonts w:ascii="Times New Roman" w:hAnsi="Times New Roman"/>
-          <w:b/>
-          <w:i/>
-          <w:sz w:val="22"/>
-        </w:rPr>
-        <w:t>C. Attention and Transformer-Based Models</w:t>
-      </w:r>
-    </w:p>
-    <w:p>
-      <w:pPr>
-        <w:spacing w:before="0" w:after="120"/>
-        <w:jc w:val="both"/>
-      </w:pPr>
-      <w:r>
-        <w:rPr>
-          <w:rFonts w:ascii="Times New Roman" w:hAnsi="Times New Roman" w:cs="Times New Roman"/>
-          <w:rFonts w:ascii="Times New Roman" w:hAnsi="Times New Roman"/>
-          <w:b w:val="0"/>
-          <w:i w:val="0"/>
-          <w:sz w:val="22"/>
-        </w:rPr>
-        <w:t>A known weakness of the standard LSTM model is that it can struggle to learn very long time dependencies, because important information may be lost over many time steps. To solve this problem, researchers introduced attention mechanisms, which allow a model to focus on the most relevant past time steps when making a prediction. Sehovac and Grolinger [4] used a sequence-to-sequence recurrent model with attention for load forecasting and found that attention improved both the accuracy and the interpretability of the results. More recently, transformer models, which are built entirely on self-attention, have become popular for long-sequence forecasting. Zhou et al. [10] proposed the Informer model, a transformer designed for long sequence time-series forecasting, and demonstrated that it can predict over longer horizons more efficiently than traditional recurrent models. These attention-based methods are widely seen as a promising direction for the future of energy forecasting, especially when long-term predictions are required.</w:t>
-      </w:r>
-    </w:p>
-    <w:p>
-      <w:pPr>
-        <w:spacing w:before="160" w:after="60"/>
-        <w:jc w:val="left"/>
-      </w:pPr>
-      <w:r>
-        <w:rPr>
-          <w:rFonts w:ascii="Times New Roman" w:hAnsi="Times New Roman" w:cs="Times New Roman"/>
-          <w:rFonts w:ascii="Times New Roman" w:hAnsi="Times New Roman"/>
-          <w:b/>
-          <w:i/>
-          <w:sz w:val="22"/>
-        </w:rPr>
-        <w:t>D. Building Energy Forecasting and Model Optimisation</w:t>
-      </w:r>
-    </w:p>
-    <w:p>
-      <w:pPr>
-        <w:spacing w:before="0" w:after="120"/>
-        <w:jc w:val="both"/>
-      </w:pPr>
-      <w:r>
-        <w:rPr>
-          <w:rFonts w:ascii="Times New Roman" w:hAnsi="Times New Roman" w:cs="Times New Roman"/>
-          <w:rFonts w:ascii="Times New Roman" w:hAnsi="Times New Roman"/>
-          <w:b w:val="0"/>
-          <w:i w:val="0"/>
-          <w:sz w:val="22"/>
-        </w:rPr>
-        <w:t>Beyond grid-level forecasting, deep learning has also been applied to building and household energy prediction. Somu et al. [8] developed a hybrid model based on LSTM networks for building energy consumption forecasting and reported strong accuracy under different conditions. In a later study, the same authors [9] proposed a complete deep learning framework for building energy forecasting and stressed the importance of careful data preprocessing and feature selection. Other researchers have focused on improving the way models are trained. Hafeez et al. [7] combined a deep learning model with a heuristic optimisation algorithm to tune the model parameters and achieved better forecasting accuracy in a smart grid setting. These studies show that forecasting performance depends not only on the choice of model, but also on good data preparation and proper hyperparameter tuning.</w:t>
-      </w:r>
-    </w:p>
-    <w:p>
-      <w:pPr>
-        <w:spacing w:before="160" w:after="60"/>
-        <w:jc w:val="left"/>
-      </w:pPr>
-      <w:r>
-        <w:rPr>
-          <w:rFonts w:ascii="Times New Roman" w:hAnsi="Times New Roman" w:cs="Times New Roman"/>
-          <w:rFonts w:ascii="Times New Roman" w:hAnsi="Times New Roman"/>
-          <w:b/>
-          <w:i/>
-          <w:sz w:val="22"/>
-        </w:rPr>
-        <w:t>E. Traditional Baselines and Comparative Reviews</w:t>
-      </w:r>
-    </w:p>
-    <w:p>
-      <w:pPr>
-        <w:spacing w:before="0" w:after="120"/>
-        <w:jc w:val="both"/>
-      </w:pPr>
-      <w:r>
-        <w:rPr>
-          <w:rFonts w:ascii="Times New Roman" w:hAnsi="Times New Roman" w:cs="Times New Roman"/>
-          <w:rFonts w:ascii="Times New Roman" w:hAnsi="Times New Roman"/>
-          <w:b w:val="0"/>
-          <w:i w:val="0"/>
-          <w:sz w:val="22"/>
-        </w:rPr>
-        <w:t>Even though deep learning is now the leading approach, traditional machine learning models are still widely used as baselines for comparison. Tree-based ensemble methods such as Random Forest and gradient boosted models like XGBoost are popular because they are fast, robust, and easy to train, and they often give competitive results on structured tabular data [6]. Including such baselines allows researchers to judge whether the extra complexity of a deep learning model is truly justified by a real gain in accuracy. Several review and survey papers give a broad picture of the whole field. Wang et al. [2] reviewed smart meter data analytics and identified deep learning as the most promising approach for large-scale energy prediction, because smart meter data is large, fast, and varied. Lim and Zohren [11] surveyed deep learning methods for time series forecasting and explained the main model families, including recurrent, convolutional, and attention-based designs. Gasparin et al. [12] reviewed deep learning models specifically for the electric load forecasting case and compared their strengths and weaknesses. These reviews agree that deep learning provides strong forecasting accuracy, but they also note that most studies concentrate on accuracy alone and pay less attention to interpretation and practical use.</w:t>
-      </w:r>
-    </w:p>
-    <w:p>
-      <w:pPr>
-        <w:spacing w:before="160" w:after="60"/>
-        <w:jc w:val="left"/>
-      </w:pPr>
-      <w:r>
-        <w:rPr>
-          <w:rFonts w:ascii="Times New Roman" w:hAnsi="Times New Roman" w:cs="Times New Roman"/>
-          <w:rFonts w:ascii="Times New Roman" w:hAnsi="Times New Roman"/>
-          <w:b/>
-          <w:i/>
-          <w:sz w:val="22"/>
-        </w:rPr>
-        <w:t>F. Research Gap</w:t>
-      </w:r>
-    </w:p>
-    <w:p>
-      <w:pPr>
-        <w:spacing w:before="0" w:after="120"/>
-        <w:jc w:val="both"/>
-      </w:pPr>
-      <w:r>
-        <w:rPr>
-          <w:rFonts w:ascii="Times New Roman" w:hAnsi="Times New Roman" w:cs="Times New Roman"/>
-          <w:rFonts w:ascii="Times New Roman" w:hAnsi="Times New Roman"/>
-          <w:b w:val="0"/>
-          <w:i w:val="0"/>
-          <w:sz w:val="22"/>
-        </w:rPr>
-        <w:t>While the reviewed literature clearly shows the value of deep learning for energy forecasting, several gaps remain. First, many studies focus mainly on prediction accuracy and do not include detailed time series analytics, such as trend decomposition, seasonality analysis, and the interpretation of consumption behaviour [2], [12]. Second, only a limited number of studies compare several deep learning architectures under the same dataset and the same evaluation conditions, which makes it difficult to fairly decide which model performs best [6]. Third, there is a clear lack of interactive visualisation tools that present forecasting results in a simple, decision-ready format for real users such as energy managers and planners. This project aims to close these gaps by combining comparative deep learning forecasting (LSTM, GRU, and CNN-LSTM) together with strong traditional baselines (Random Forest and XGBoost), structured time series analytics, and an interactive Streamlit dashboard within a single, reproducible framework that is evaluated on both regional and household energy consumption datasets.</w:t>
-      </w:r>
-    </w:p>
-    <w:p>
-      <w:r>
-        <w:br w:type="page"/>
-      </w:r>
-    </w:p>
-    <w:p>
-      <w:pPr>
-        <w:spacing w:before="240" w:after="120"/>
-        <w:jc w:val="center"/>
-      </w:pPr>
-      <w:r>
-        <w:rPr>
-          <w:rFonts w:ascii="Times New Roman" w:hAnsi="Times New Roman" w:cs="Times New Roman"/>
-          <w:rFonts w:ascii="Times New Roman" w:hAnsi="Times New Roman"/>
-          <w:b/>
-          <w:i w:val="0"/>
           <w:sz w:val="24"/>
         </w:rPr>
         <w:t>III. METHODOLOGY</w:t>
@@ -482,809 +233,452 @@
     </w:p>
     <w:p>
       <w:pPr>
-        <w:spacing w:before="0" w:after="120"/>
+        <w:jc w:val="both"/>
+      </w:pPr>
+      <w:r>
+        <w:t>This section explains what data was used, how it was cleaned and prepared, what the data looks like, which models were tested, how they were trained, and how results were measured.</w:t>
+      </w:r>
+    </w:p>
+    <w:p>
+      <w:r>
+        <w:rPr>
+          <w:b/>
+          <w:sz w:val="20"/>
+        </w:rPr>
+        <w:t>A. Datasets</w:t>
+      </w:r>
+    </w:p>
+    <w:p>
+      <w:pPr>
+        <w:jc w:val="both"/>
+      </w:pPr>
+      <w:r>
+        <w:t>Two datasets were used in this study.</w:t>
+      </w:r>
+    </w:p>
+    <w:p>
+      <w:pPr>
+        <w:jc w:val="both"/>
+      </w:pPr>
+      <w:r>
+        <w:t>The PJM East dataset contains 145,366 hourly electricity consumption readings from the PJM East regional power grid in the eastern United States [13]. The data covers August 2001 to August 2018. Each row has a timestamp and a demand value in megawatts (MW). This dataset is large, smooth, and well-structured, making it a good test for all five models.</w:t>
+      </w:r>
+    </w:p>
+    <w:p>
+      <w:pPr>
+        <w:jc w:val="both"/>
+      </w:pPr>
+      <w:r>
+        <w:t>The UCI Household dataset records the electricity use of one house in Sceaux, France, every minute from December 2006 to November 2010 [14]. It has nine columns including global active power, reactive power, voltage, current, and three sub-meter readings. For this study, the data was resampled to hourly intervals by taking the average of each hour. This produced approximately 34,589 hourly rows. This dataset is much noisier than the PJM data and represents a much harder forecasting problem.</w:t>
+      </w:r>
+    </w:p>
+    <w:p>
+      <w:r>
+        <w:rPr>
+          <w:b/>
+          <w:sz w:val="20"/>
+        </w:rPr>
+        <w:t>B. Preprocessing</w:t>
+      </w:r>
+    </w:p>
+    <w:p>
+      <w:pPr>
+        <w:jc w:val="both"/>
+      </w:pPr>
+      <w:r>
+        <w:t>Both datasets went through the same six-step cleaning process before being used to train models.</w:t>
+      </w:r>
+    </w:p>
+    <w:p>
+      <w:pPr>
         <w:jc w:val="both"/>
       </w:pPr>
       <w:r>
         <w:rPr>
-          <w:rFonts w:ascii="Times New Roman" w:hAnsi="Times New Roman" w:cs="Times New Roman"/>
-          <w:rFonts w:ascii="Times New Roman" w:hAnsi="Times New Roman"/>
-          <w:b w:val="0"/>
-          <w:i w:val="0"/>
-          <w:sz w:val="22"/>
+          <w:b/>
         </w:rPr>
-        <w:t>This section describes the end-to-end experimental pipeline: the two datasets selected for evaluation, the six-step preprocessing procedure applied uniformly to both, the exploratory analytics conducted prior to modelling, the five model architectures compared, the shared training protocol, and the four evaluation metrics used to assess performance.</w:t>
+        <w:t xml:space="preserve">Step 1: </w:t>
+      </w:r>
+      <w:r>
+        <w:t>Remove duplicate timestamps. Some rows in the raw data had the same date and time recorded twice. The first copy was kept and all duplicates were removed.</w:t>
       </w:r>
     </w:p>
     <w:p>
       <w:pPr>
-        <w:spacing w:before="160" w:after="60"/>
-        <w:jc w:val="left"/>
+        <w:jc w:val="both"/>
       </w:pPr>
       <w:r>
         <w:rPr>
-          <w:rFonts w:ascii="Times New Roman" w:hAnsi="Times New Roman" w:cs="Times New Roman"/>
-          <w:rFonts w:ascii="Times New Roman" w:hAnsi="Times New Roman"/>
           <w:b/>
-          <w:i/>
-          <w:sz w:val="22"/>
         </w:rPr>
-        <w:t>A. Dataset Description</w:t>
+        <w:t xml:space="preserve">Step 2: </w:t>
+      </w:r>
+      <w:r>
+        <w:t>Fill missing hours. After removing duplicates, some hours were missing entirely. The data index was rebuilt as a complete hourly range and any gaps were filled using forward-fill followed by backward-fill.</w:t>
       </w:r>
     </w:p>
     <w:p>
       <w:pPr>
-        <w:spacing w:before="0" w:after="120"/>
         <w:jc w:val="both"/>
       </w:pPr>
       <w:r>
         <w:rPr>
-          <w:rFonts w:ascii="Times New Roman" w:hAnsi="Times New Roman" w:cs="Times New Roman"/>
-          <w:rFonts w:ascii="Times New Roman" w:hAnsi="Times New Roman"/>
-          <w:b w:val="0"/>
-          <w:i w:val="0"/>
-          <w:sz w:val="22"/>
+          <w:b/>
         </w:rPr>
-        <w:t>Two publicly available datasets were deliberately selected to represent contrasting demand scales, enabling an assessment of model generalisability across fundamentally different consumption contexts.</w:t>
+        <w:t xml:space="preserve">Step 3: </w:t>
+      </w:r>
+      <w:r>
+        <w:t>Clip outliers. Values that were far outside the normal range — below Q1 minus 1.5 times the IQR, or above Q3 plus 1.5 times the IQR — were clipped to the boundary instead of being removed.</w:t>
       </w:r>
     </w:p>
     <w:p>
       <w:pPr>
-        <w:spacing w:before="80" w:after="100"/>
         <w:jc w:val="both"/>
       </w:pPr>
       <w:r>
         <w:rPr>
-          <w:rFonts w:ascii="Times New Roman" w:hAnsi="Times New Roman" w:cs="Times New Roman"/>
-          <w:rFonts w:ascii="Times New Roman" w:hAnsi="Times New Roman"/>
-          <w:b w:val="0"/>
-          <w:i/>
-          <w:sz w:val="22"/>
+          <w:b/>
         </w:rPr>
-        <w:t xml:space="preserve">PJM East Hourly Energy Consumption (Primary Dataset): </w:t>
+        <w:t xml:space="preserve">Step 4: </w:t>
       </w:r>
       <w:r>
-        <w:rPr>
-          <w:rFonts w:ascii="Times New Roman" w:hAnsi="Times New Roman" w:cs="Times New Roman"/>
-          <w:rFonts w:ascii="Times New Roman" w:hAnsi="Times New Roman"/>
-          <w:b w:val="0"/>
-          <w:i w:val="0"/>
-          <w:sz w:val="22"/>
-        </w:rPr>
-        <w:t>Sourced from Kaggle [13], this dataset contains 145,366 hourly MW readings spanning December 2002 to January 2018, drawn from the PJM East regional interconnection — one of North America’s largest electricity markets. The dataset comprises two columns: Datetime and PJME_MW (megawatt demand). Visual inspection reveals clear daily and weekly seasonality together with dual seasonal peaks: summer air-conditioning demand and winter heating demand. This dataset is ideal as a primary benchmark because of its long span, large volume, and well-structured periodicity.</w:t>
+        <w:t>Add time features. Seven new columns were added to each row: hour of day (0–23), day of week (0–6), day of month (1–31), month (1–12), year, a binary weekend flag (1 = Saturday or Sunday), and season (Winter, Spring, Summer, Autumn).</w:t>
       </w:r>
     </w:p>
     <w:p>
       <w:pPr>
-        <w:spacing w:before="80" w:after="100"/>
         <w:jc w:val="both"/>
       </w:pPr>
       <w:r>
         <w:rPr>
-          <w:rFonts w:ascii="Times New Roman" w:hAnsi="Times New Roman" w:cs="Times New Roman"/>
-          <w:rFonts w:ascii="Times New Roman" w:hAnsi="Times New Roman"/>
-          <w:b w:val="0"/>
-          <w:i/>
-          <w:sz w:val="22"/>
+          <w:b/>
         </w:rPr>
-        <w:t xml:space="preserve">UCI Individual Household Electric Power Consumption (Secondary Dataset): </w:t>
+        <w:t xml:space="preserve">Step 5: </w:t>
       </w:r>
       <w:r>
-        <w:rPr>
-          <w:rFonts w:ascii="Times New Roman" w:hAnsi="Times New Roman" w:cs="Times New Roman"/>
-          <w:rFonts w:ascii="Times New Roman" w:hAnsi="Times New Roman"/>
-          <w:b w:val="0"/>
-          <w:i w:val="0"/>
-          <w:sz w:val="22"/>
-        </w:rPr>
-        <w:t>Sourced from the UCI Machine Learning Repository [14], this dataset contains minute-level readings from a single residential property in Sceaux, France, covering December 2006 to November 2010. Nine attributes are recorded; the target variable for this study is Global_active_power (kW). The raw dataset contains approximately 2,075,259 minute-level observations with approximately 1.25 % missing values encoded as ‘?’. After resampling to hourly resolution by averaging, approximately 34,589 observations remain. High short-term variability driven by individual occupant behaviour makes this dataset substantially harder to forecast than the regional dataset, providing a meaningful contrast for assessing model robustness.</w:t>
+        <w:t>Normalise. The target column (energy consumption) was scaled to the range [0, 1] using Min-Max normalisation. The scaling parameters were saved so predictions could be converted back to real units later.</w:t>
       </w:r>
     </w:p>
     <w:p>
       <w:pPr>
-        <w:spacing w:before="0" w:after="120"/>
         <w:jc w:val="both"/>
       </w:pPr>
       <w:r>
         <w:rPr>
-          <w:rFonts w:ascii="Times New Roman" w:hAnsi="Times New Roman" w:cs="Times New Roman"/>
-          <w:rFonts w:ascii="Times New Roman" w:hAnsi="Times New Roman"/>
-          <w:b w:val="0"/>
-          <w:i w:val="0"/>
-          <w:sz w:val="22"/>
+          <w:b/>
         </w:rPr>
-        <w:t>This deliberate pairing of a large regional grid dataset and a small household dataset tests whether each model class generalises across fundamentally different demand scales and consumption dynamics.</w:t>
+        <w:t xml:space="preserve">Step 6: </w:t>
+      </w:r>
+      <w:r>
+        <w:t>Create sliding windows. A 24-hour look-back window was used. For each hour in the dataset, the previous 24 scaled values were taken as the input (X) and the next value was the target (y). This produced one input sequence per hour.</w:t>
       </w:r>
     </w:p>
     <w:p>
-      <w:pPr>
-        <w:spacing w:before="160" w:after="60"/>
-        <w:jc w:val="left"/>
-      </w:pPr>
       <w:r>
         <w:rPr>
-          <w:rFonts w:ascii="Times New Roman" w:hAnsi="Times New Roman" w:cs="Times New Roman"/>
-          <w:rFonts w:ascii="Times New Roman" w:hAnsi="Times New Roman"/>
           <w:b/>
-          <w:i/>
-          <w:sz w:val="22"/>
-        </w:rPr>
-        <w:t>B. Data Preprocessing</w:t>
-      </w:r>
-    </w:p>
-    <w:p>
-      <w:pPr>
-        <w:spacing w:before="0" w:after="120"/>
-        <w:jc w:val="both"/>
-      </w:pPr>
-      <w:r>
-        <w:rPr>
-          <w:rFonts w:ascii="Times New Roman" w:hAnsi="Times New Roman" w:cs="Times New Roman"/>
-          <w:rFonts w:ascii="Times New Roman" w:hAnsi="Times New Roman"/>
-          <w:b w:val="0"/>
-          <w:i w:val="0"/>
-          <w:sz w:val="22"/>
-        </w:rPr>
-        <w:t>A uniform six-step preprocessing pipeline was applied to both datasets before any model was trained, ensuring that observed performance differences are attributable to model architecture rather than inconsistent data handling.</w:t>
-      </w:r>
-    </w:p>
-    <w:p>
-      <w:pPr>
-        <w:spacing w:before="60" w:after="80"/>
-        <w:ind w:left="288"/>
-        <w:jc w:val="both"/>
-      </w:pPr>
-      <w:r>
-        <w:rPr>
-          <w:rFonts w:ascii="Times New Roman" w:hAnsi="Times New Roman" w:cs="Times New Roman"/>
-          <w:rFonts w:ascii="Times New Roman" w:hAnsi="Times New Roman"/>
-          <w:b/>
-          <w:i w:val="0"/>
-          <w:sz w:val="22"/>
-        </w:rPr>
-        <w:t xml:space="preserve">Step 1 — Timestamp Indexing and Resampling:  </w:t>
-      </w:r>
-      <w:r>
-        <w:rPr>
-          <w:rFonts w:ascii="Times New Roman" w:hAnsi="Times New Roman" w:cs="Times New Roman"/>
-          <w:rFonts w:ascii="Times New Roman" w:hAnsi="Times New Roman"/>
-          <w:b w:val="0"/>
-          <w:i w:val="0"/>
-          <w:sz w:val="22"/>
-        </w:rPr>
-        <w:t>Datetime strings were parsed and set as the DataFrame index. The UCI dataset was resampled to hourly resolution by computing the mean of all minute-level readings within each hour. The PJM dataset was reindexed over a complete hourly DatetimeIndex to expose any implicit gaps, which were subsequently filled using forward-fill.</w:t>
-      </w:r>
-    </w:p>
-    <w:p>
-      <w:pPr>
-        <w:spacing w:before="60" w:after="80"/>
-        <w:ind w:left="288"/>
-        <w:jc w:val="both"/>
-      </w:pPr>
-      <w:r>
-        <w:rPr>
-          <w:rFonts w:ascii="Times New Roman" w:hAnsi="Times New Roman" w:cs="Times New Roman"/>
-          <w:rFonts w:ascii="Times New Roman" w:hAnsi="Times New Roman"/>
-          <w:b/>
-          <w:i w:val="0"/>
-          <w:sz w:val="22"/>
-        </w:rPr>
-        <w:t xml:space="preserve">Step 2 — Missing Value Imputation:  </w:t>
-      </w:r>
-      <w:r>
-        <w:rPr>
-          <w:rFonts w:ascii="Times New Roman" w:hAnsi="Times New Roman" w:cs="Times New Roman"/>
-          <w:rFonts w:ascii="Times New Roman" w:hAnsi="Times New Roman"/>
-          <w:b w:val="0"/>
-          <w:i w:val="0"/>
-          <w:sz w:val="22"/>
-        </w:rPr>
-        <w:t>For the UCI dataset, the sentinel string ‘?’ was replaced with NaN before imputation. Remaining gaps in both datasets were resolved by forward-fill followed by backward-fill, ensuring no isolated NaN values remained after resampling.</w:t>
-      </w:r>
-    </w:p>
-    <w:p>
-      <w:pPr>
-        <w:spacing w:before="60" w:after="80"/>
-        <w:ind w:left="288"/>
-        <w:jc w:val="both"/>
-      </w:pPr>
-      <w:r>
-        <w:rPr>
-          <w:rFonts w:ascii="Times New Roman" w:hAnsi="Times New Roman" w:cs="Times New Roman"/>
-          <w:rFonts w:ascii="Times New Roman" w:hAnsi="Times New Roman"/>
-          <w:b/>
-          <w:i w:val="0"/>
-          <w:sz w:val="22"/>
-        </w:rPr>
-        <w:t xml:space="preserve">Step 3 — Outlier Treatment:  </w:t>
-      </w:r>
-      <w:r>
-        <w:rPr>
-          <w:rFonts w:ascii="Times New Roman" w:hAnsi="Times New Roman" w:cs="Times New Roman"/>
-          <w:rFonts w:ascii="Times New Roman" w:hAnsi="Times New Roman"/>
-          <w:b w:val="0"/>
-          <w:i w:val="0"/>
-          <w:sz w:val="22"/>
-        </w:rPr>
-        <w:t>An IQR-based clipping strategy was applied: values outside the interval [Q1 − 1.5 × IQR, Q3 + 1.5 × IQR] were clipped to the respective boundary values. Clipping rather than removal preserves the length and continuity of the time series, which is essential for sequence modelling.</w:t>
-      </w:r>
-    </w:p>
-    <w:p>
-      <w:pPr>
-        <w:spacing w:before="60" w:after="80"/>
-        <w:ind w:left="288"/>
-        <w:jc w:val="both"/>
-      </w:pPr>
-      <w:r>
-        <w:rPr>
-          <w:rFonts w:ascii="Times New Roman" w:hAnsi="Times New Roman" w:cs="Times New Roman"/>
-          <w:rFonts w:ascii="Times New Roman" w:hAnsi="Times New Roman"/>
-          <w:b/>
-          <w:i w:val="0"/>
-          <w:sz w:val="22"/>
-        </w:rPr>
-        <w:t xml:space="preserve">Step 4 — Temporal Feature Extraction:  </w:t>
-      </w:r>
-      <w:r>
-        <w:rPr>
-          <w:rFonts w:ascii="Times New Roman" w:hAnsi="Times New Roman" w:cs="Times New Roman"/>
-          <w:rFonts w:ascii="Times New Roman" w:hAnsi="Times New Roman"/>
-          <w:b w:val="0"/>
-          <w:i w:val="0"/>
-          <w:sz w:val="22"/>
-        </w:rPr>
-        <w:t>Seven calendar features were extracted from the datetime index: hour (0–23), day_of_week (0–6), day_of_month, month, year, is_weekend (binary 0/1), and season (0–3 encoding winter/spring/summer/autumn). These features encode known periodicity signals and are used exclusively by the tree-based models, which receive a flattened feature vector rather than a raw sequence.</w:t>
-      </w:r>
-    </w:p>
-    <w:p>
-      <w:pPr>
-        <w:spacing w:before="60" w:after="80"/>
-        <w:ind w:left="288"/>
-        <w:jc w:val="both"/>
-      </w:pPr>
-      <w:r>
-        <w:rPr>
-          <w:rFonts w:ascii="Times New Roman" w:hAnsi="Times New Roman" w:cs="Times New Roman"/>
-          <w:rFonts w:ascii="Times New Roman" w:hAnsi="Times New Roman"/>
-          <w:b/>
-          <w:i w:val="0"/>
-          <w:sz w:val="22"/>
-        </w:rPr>
-        <w:t xml:space="preserve">Step 5 — Min-Max Normalisation:  </w:t>
-      </w:r>
-      <w:r>
-        <w:rPr>
-          <w:rFonts w:ascii="Times New Roman" w:hAnsi="Times New Roman" w:cs="Times New Roman"/>
-          <w:rFonts w:ascii="Times New Roman" w:hAnsi="Times New Roman"/>
-          <w:b w:val="0"/>
-          <w:i w:val="0"/>
-          <w:sz w:val="22"/>
-        </w:rPr>
-        <w:t>The target consumption series was scaled to [0, 1] using Min-Max normalisation. Critically, the scaler was fitted on the training partition only and then applied to the test partition, preventing any data leakage from future observations into the training process.</w:t>
-      </w:r>
-    </w:p>
-    <w:p>
-      <w:pPr>
-        <w:spacing w:before="60" w:after="80"/>
-        <w:ind w:left="288"/>
-        <w:jc w:val="both"/>
-      </w:pPr>
-      <w:r>
-        <w:rPr>
-          <w:rFonts w:ascii="Times New Roman" w:hAnsi="Times New Roman" w:cs="Times New Roman"/>
-          <w:rFonts w:ascii="Times New Roman" w:hAnsi="Times New Roman"/>
-          <w:b/>
-          <w:i w:val="0"/>
-          <w:sz w:val="22"/>
-        </w:rPr>
-        <w:t xml:space="preserve">Step 6 — Sequence Windowing:  </w:t>
-      </w:r>
-      <w:r>
-        <w:rPr>
-          <w:rFonts w:ascii="Times New Roman" w:hAnsi="Times New Roman" w:cs="Times New Roman"/>
-          <w:rFonts w:ascii="Times New Roman" w:hAnsi="Times New Roman"/>
-          <w:b w:val="0"/>
-          <w:i w:val="0"/>
-          <w:sz w:val="22"/>
-        </w:rPr>
-        <w:t>A sliding window of width W = 24 hours was applied to convert the normalised time series into supervised input–output pairs X ∈ ℝ²⁴ → y. The choice of W = 24 is motivated by ACF analysis (described in Section III-C), which reveals a significant autocorrelation spike at lag 24, confirming daily periodicity [1]. A chronological 80/20 split was used: approximately 116,277 training and 29,065 test samples for PJM East, and approximately 27,671 training and 6,918 test samples for UCI. No shuffling was performed, preserving temporal causality throughout.</w:t>
-      </w:r>
-    </w:p>
-    <w:p>
-      <w:pPr>
-        <w:spacing w:before="160" w:after="60"/>
-        <w:jc w:val="left"/>
-      </w:pPr>
-      <w:r>
-        <w:rPr>
-          <w:rFonts w:ascii="Times New Roman" w:hAnsi="Times New Roman" w:cs="Times New Roman"/>
-          <w:rFonts w:ascii="Times New Roman" w:hAnsi="Times New Roman"/>
-          <w:b/>
-          <w:i/>
-          <w:sz w:val="22"/>
+          <w:sz w:val="20"/>
         </w:rPr>
         <w:t>C. Exploratory Data Analysis</w:t>
       </w:r>
     </w:p>
     <w:p>
       <w:pPr>
-        <w:spacing w:before="0" w:after="120"/>
+        <w:jc w:val="both"/>
+      </w:pPr>
+      <w:r>
+        <w:t>Before training any model, the data was analysed to understand its structure and patterns. Four main analyses were carried out.</w:t>
+      </w:r>
+    </w:p>
+    <w:p>
+      <w:pPr>
         <w:jc w:val="both"/>
       </w:pPr>
       <w:r>
         <w:rPr>
-          <w:rFonts w:ascii="Times New Roman" w:hAnsi="Times New Roman" w:cs="Times New Roman"/>
-          <w:rFonts w:ascii="Times New Roman" w:hAnsi="Times New Roman"/>
-          <w:b w:val="0"/>
-          <w:i w:val="0"/>
-          <w:sz w:val="22"/>
+          <w:b/>
         </w:rPr>
-        <w:t>A structured exploratory data analysis (EDA) was conducted prior to model training. Four complementary analyses were performed on both datasets.</w:t>
+        <w:t xml:space="preserve">Time series plot: </w:t>
+      </w:r>
+      <w:r>
+        <w:t>The full hourly demand was plotted from start to finish. This showed the long-term trend, year-to-year changes, and any obvious gaps or spikes.</w:t>
       </w:r>
     </w:p>
     <w:p>
       <w:pPr>
-        <w:spacing w:before="60" w:after="80"/>
-        <w:ind w:left="288"/>
         <w:jc w:val="both"/>
       </w:pPr>
       <w:r>
         <w:rPr>
-          <w:rFonts w:ascii="Times New Roman" w:hAnsi="Times New Roman" w:cs="Times New Roman"/>
-          <w:rFonts w:ascii="Times New Roman" w:hAnsi="Times New Roman"/>
           <w:b/>
-          <w:i w:val="0"/>
-          <w:sz w:val="22"/>
         </w:rPr>
-        <w:t xml:space="preserve">Time Series Visualisation:  </w:t>
+        <w:t xml:space="preserve">Seasonal patterns: </w:t>
       </w:r>
       <w:r>
-        <w:rPr>
-          <w:rFonts w:ascii="Times New Roman" w:hAnsi="Times New Roman" w:cs="Times New Roman"/>
-          <w:rFonts w:ascii="Times New Roman" w:hAnsi="Times New Roman"/>
-          <w:b w:val="0"/>
-          <w:i w:val="0"/>
-          <w:sz w:val="22"/>
-        </w:rPr>
-        <w:t>Full-span line plots of the consumption series were produced for both datasets. PJM East exhibits an upward trend from 2002 to approximately 2010 followed by a plateau, together with visually prominent annual seasonal cycles. The UCI household series shows no discernible long-term trend but extreme short-term variability driven by individual appliance events.</w:t>
+        <w:t>Average demand was calculated for each hour of the day, each day of the week, each month, and each season. These bar charts showed strong daily cycles (demand peaks in the evening) and clear seasonal patterns (highest demand in summer due to air conditioning).</w:t>
       </w:r>
     </w:p>
     <w:p>
       <w:pPr>
-        <w:spacing w:before="60" w:after="80"/>
-        <w:ind w:left="288"/>
         <w:jc w:val="both"/>
       </w:pPr>
       <w:r>
         <w:rPr>
-          <w:rFonts w:ascii="Times New Roman" w:hAnsi="Times New Roman" w:cs="Times New Roman"/>
-          <w:rFonts w:ascii="Times New Roman" w:hAnsi="Times New Roman"/>
           <w:b/>
-          <w:i w:val="0"/>
-          <w:sz w:val="22"/>
         </w:rPr>
-        <w:t xml:space="preserve">Seasonal Decomposition:  </w:t>
+        <w:t xml:space="preserve">Autocorrelation (ACF/PACF): </w:t>
       </w:r>
       <w:r>
-        <w:rPr>
-          <w:rFonts w:ascii="Times New Roman" w:hAnsi="Times New Roman" w:cs="Times New Roman"/>
-          <w:rFonts w:ascii="Times New Roman" w:hAnsi="Times New Roman"/>
-          <w:b w:val="0"/>
-          <w:i w:val="0"/>
-          <w:sz w:val="22"/>
-        </w:rPr>
-        <w:t>Classical additive decomposition [15] was applied with a period of 168 hours (one full week), separating each series into trend, weekly seasonal, and residual components. For PJM East, the residual component is proportionally small relative to the seasonal component, indicating high forecastability. For the UCI dataset, the residual component dominates, reflecting the inherent unpredictability of individual behaviour and partially explaining the lower model performance observed on that dataset.</w:t>
+        <w:t>Autocorrelation measures how similar a value is to values from earlier time steps. The ACF chart showed strong correlation at 24-hour intervals, confirming that a 24-hour look-back window is the right choice for this data.</w:t>
       </w:r>
     </w:p>
     <w:p>
       <w:pPr>
-        <w:spacing w:before="60" w:after="80"/>
-        <w:ind w:left="288"/>
         <w:jc w:val="both"/>
       </w:pPr>
       <w:r>
         <w:rPr>
-          <w:rFonts w:ascii="Times New Roman" w:hAnsi="Times New Roman" w:cs="Times New Roman"/>
-          <w:rFonts w:ascii="Times New Roman" w:hAnsi="Times New Roman"/>
           <w:b/>
-          <w:i w:val="0"/>
-          <w:sz w:val="22"/>
         </w:rPr>
-        <w:t xml:space="preserve">Consumption Pattern Profiling:  </w:t>
+        <w:t xml:space="preserve">Correlation heatmap: </w:t>
       </w:r>
       <w:r>
-        <w:rPr>
-          <w:rFonts w:ascii="Times New Roman" w:hAnsi="Times New Roman" w:cs="Times New Roman"/>
-          <w:rFonts w:ascii="Times New Roman" w:hAnsi="Times New Roman"/>
-          <w:b w:val="0"/>
-          <w:i w:val="0"/>
-          <w:sz w:val="22"/>
-        </w:rPr>
-        <w:t>Mean demand was computed as a function of hour of day, day of week, and month of year for each dataset. PJM East displays a clear weekday–weekend differentiation and the expected dual seasonal peaks. The UCI household series reveals morning and evening residential demand peaks consistent with occupant activity patterns.</w:t>
+        <w:t>A heatmap showed how strongly each time feature (hour, day, month, season, etc.) is related to energy consumption. Hour of day had the strongest correlation.</w:t>
       </w:r>
     </w:p>
     <w:p>
-      <w:pPr>
-        <w:spacing w:before="60" w:after="80"/>
-        <w:ind w:left="288"/>
-        <w:jc w:val="both"/>
-      </w:pPr>
       <w:r>
         <w:rPr>
-          <w:rFonts w:ascii="Times New Roman" w:hAnsi="Times New Roman" w:cs="Times New Roman"/>
-          <w:rFonts w:ascii="Times New Roman" w:hAnsi="Times New Roman"/>
           <w:b/>
-          <w:i w:val="0"/>
-          <w:sz w:val="22"/>
-        </w:rPr>
-        <w:t xml:space="preserve">ACF/PACF Analysis:  </w:t>
-      </w:r>
-      <w:r>
-        <w:rPr>
-          <w:rFonts w:ascii="Times New Roman" w:hAnsi="Times New Roman" w:cs="Times New Roman"/>
-          <w:rFonts w:ascii="Times New Roman" w:hAnsi="Times New Roman"/>
-          <w:b w:val="0"/>
-          <w:i w:val="0"/>
-          <w:sz w:val="22"/>
-        </w:rPr>
-        <w:t>Autocorrelation (ACF) and partial autocorrelation (PACF) plots were computed for both series. Significant spikes at lags 1, 24, and 168 confirm the presence of strong daily and weekly periodicities [1]. These findings validate the selection of W = 24 as the sequence look-back window and provide evidence that a single-day input is sufficient to capture the dominant autocorrelation structure.</w:t>
-      </w:r>
-    </w:p>
-    <w:p>
-      <w:pPr>
-        <w:spacing w:before="160" w:after="60"/>
-        <w:jc w:val="left"/>
-      </w:pPr>
-      <w:r>
-        <w:rPr>
-          <w:rFonts w:ascii="Times New Roman" w:hAnsi="Times New Roman" w:cs="Times New Roman"/>
-          <w:rFonts w:ascii="Times New Roman" w:hAnsi="Times New Roman"/>
-          <w:b/>
-          <w:i/>
-          <w:sz w:val="22"/>
+          <w:sz w:val="20"/>
         </w:rPr>
         <w:t>D. Model Architectures</w:t>
       </w:r>
     </w:p>
     <w:p>
       <w:pPr>
-        <w:spacing w:before="0" w:after="120"/>
+        <w:jc w:val="both"/>
+      </w:pPr>
+      <w:r>
+        <w:t>Five models were tested. The first two are tree-based machine learning models. The last three are deep learning neural networks.</w:t>
+      </w:r>
+    </w:p>
+    <w:p>
+      <w:pPr>
         <w:jc w:val="both"/>
       </w:pPr>
       <w:r>
         <w:rPr>
-          <w:rFonts w:ascii="Times New Roman" w:hAnsi="Times New Roman" w:cs="Times New Roman"/>
-          <w:rFonts w:ascii="Times New Roman" w:hAnsi="Times New Roman"/>
-          <w:b w:val="0"/>
-          <w:i w:val="0"/>
-          <w:sz w:val="22"/>
+          <w:b/>
         </w:rPr>
-        <w:t>Five models were implemented and compared. All models receive the same 24-hour normalised input window. Deep learning models receive a 3-D tensor (samples × 24 timesteps × 1 feature); tree-based models receive the flattened 24-dimensional vector, augmented with the seven temporal features described in Section III-B.</w:t>
+        <w:t xml:space="preserve">Random Forest [6]: </w:t>
+      </w:r>
+      <w:r>
+        <w:t>An ensemble of 100 decision trees. Each tree learns a slightly different version of the data. Final predictions are the average across all 100 trees. All available CPU cores were used for parallel training (n_jobs=−1, random_state=42).</w:t>
       </w:r>
     </w:p>
     <w:p>
       <w:pPr>
-        <w:spacing w:before="80" w:after="80"/>
-        <w:ind w:left="288"/>
         <w:jc w:val="both"/>
       </w:pPr>
       <w:r>
         <w:rPr>
-          <w:rFonts w:ascii="Times New Roman" w:hAnsi="Times New Roman" w:cs="Times New Roman"/>
-          <w:rFonts w:ascii="Times New Roman" w:hAnsi="Times New Roman"/>
-          <w:b w:val="0"/>
-          <w:i/>
-          <w:sz w:val="22"/>
+          <w:b/>
         </w:rPr>
-        <w:t xml:space="preserve">1) Random Forest (RF) [16]: </w:t>
+        <w:t xml:space="preserve">XGBoost [6]: </w:t>
       </w:r>
       <w:r>
-        <w:rPr>
-          <w:rFonts w:ascii="Times New Roman" w:hAnsi="Times New Roman" w:cs="Times New Roman"/>
-          <w:rFonts w:ascii="Times New Roman" w:hAnsi="Times New Roman"/>
-          <w:b w:val="0"/>
-          <w:i w:val="0"/>
-          <w:sz w:val="22"/>
-        </w:rPr>
-        <w:t>An ensemble of 100 decision trees trained via bootstrap aggregation (bagging); predictions are obtained by averaging individual tree outputs. Hyperparameters: n_estimators = 100, random_state = 42, n_jobs = −1 (all available cores).</w:t>
+        <w:t>A gradient boosting model that builds 200 trees one at a time, where each new tree corrects the errors of the previous ones. Key settings: learning_rate=0.05, max_depth=6, subsample=0.8.</w:t>
       </w:r>
     </w:p>
     <w:p>
       <w:pPr>
-        <w:spacing w:before="80" w:after="80"/>
-        <w:ind w:left="288"/>
         <w:jc w:val="both"/>
       </w:pPr>
       <w:r>
         <w:rPr>
-          <w:rFonts w:ascii="Times New Roman" w:hAnsi="Times New Roman" w:cs="Times New Roman"/>
-          <w:rFonts w:ascii="Times New Roman" w:hAnsi="Times New Roman"/>
-          <w:b w:val="0"/>
-          <w:i/>
-          <w:sz w:val="22"/>
+          <w:b/>
         </w:rPr>
-        <w:t xml:space="preserve">2) XGBoost [17]: </w:t>
+        <w:t xml:space="preserve">LSTM [1]: </w:t>
       </w:r>
       <w:r>
-        <w:rPr>
-          <w:rFonts w:ascii="Times New Roman" w:hAnsi="Times New Roman" w:cs="Times New Roman"/>
-          <w:rFonts w:ascii="Times New Roman" w:hAnsi="Times New Roman"/>
-          <w:b w:val="0"/>
-          <w:i w:val="0"/>
-          <w:sz w:val="22"/>
-        </w:rPr>
-        <w:t>An ensemble of 200 gradient boosted trees, where each successive tree is trained to correct the residual errors of its predecessors. Hyperparameters: n_estimators = 200, learning_rate = 0.05, max_depth = 6, subsample = 0.8, colsample_bytree = 0.8.</w:t>
+        <w:t>A recurrent neural network that can remember information across long sequences. Architecture: LSTM(64 units) → Dropout(0.2) → LSTM(32 units) → Dropout(0.2) → Dense(1). LSTM is well-suited to time series because it has memory gates that decide what to keep and what to forget.</w:t>
       </w:r>
     </w:p>
     <w:p>
       <w:pPr>
-        <w:spacing w:before="80" w:after="80"/>
-        <w:ind w:left="288"/>
         <w:jc w:val="both"/>
       </w:pPr>
       <w:r>
         <w:rPr>
-          <w:rFonts w:ascii="Times New Roman" w:hAnsi="Times New Roman" w:cs="Times New Roman"/>
-          <w:rFonts w:ascii="Times New Roman" w:hAnsi="Times New Roman"/>
-          <w:b w:val="0"/>
-          <w:i/>
-          <w:sz w:val="22"/>
+          <w:b/>
         </w:rPr>
-        <w:t xml:space="preserve">3) LSTM [18]: </w:t>
+        <w:t xml:space="preserve">GRU [3]: </w:t>
       </w:r>
       <w:r>
-        <w:rPr>
-          <w:rFonts w:ascii="Times New Roman" w:hAnsi="Times New Roman" w:cs="Times New Roman"/>
-          <w:rFonts w:ascii="Times New Roman" w:hAnsi="Times New Roman"/>
-          <w:b w:val="0"/>
-          <w:i w:val="0"/>
-          <w:sz w:val="22"/>
-        </w:rPr>
-        <w:t>A two-layer stacked LSTM network: LSTM(64, return_sequences=True) → Dropout(0.2) → LSTM(32) → Dropout(0.2) → Dense(1). Gating mechanisms (input, forget, output) enable the network to selectively retain long-range temporal information across the 24-timestep input.</w:t>
+        <w:t>A simpler version of LSTM with fewer parameters. Architecture: GRU(64) → Dropout(0.2) → GRU(32) → Dropout(0.2) → Dense(1). GRU trains faster than LSTM and often reaches similar accuracy.</w:t>
       </w:r>
     </w:p>
     <w:p>
       <w:pPr>
-        <w:spacing w:before="80" w:after="80"/>
-        <w:ind w:left="288"/>
         <w:jc w:val="both"/>
       </w:pPr>
       <w:r>
         <w:rPr>
-          <w:rFonts w:ascii="Times New Roman" w:hAnsi="Times New Roman" w:cs="Times New Roman"/>
-          <w:rFonts w:ascii="Times New Roman" w:hAnsi="Times New Roman"/>
-          <w:b w:val="0"/>
-          <w:i/>
-          <w:sz w:val="22"/>
+          <w:b/>
         </w:rPr>
-        <w:t xml:space="preserve">4) GRU [3]: </w:t>
+        <w:t xml:space="preserve">CNN-LSTM [5]: </w:t>
       </w:r>
       <w:r>
-        <w:rPr>
-          <w:rFonts w:ascii="Times New Roman" w:hAnsi="Times New Roman" w:cs="Times New Roman"/>
-          <w:rFonts w:ascii="Times New Roman" w:hAnsi="Times New Roman"/>
-          <w:b w:val="0"/>
-          <w:i w:val="0"/>
-          <w:sz w:val="22"/>
-        </w:rPr>
-        <w:t>A two-layer stacked GRU network: GRU(64, return_sequences=True) → Dropout(0.2) → GRU(32) → Dropout(0.2) → Dense(1). With only two gates (reset and update), the GRU has fewer parameters than the LSTM while achieving comparable sequential modelling capability, resulting in faster training convergence.</w:t>
+        <w:t>A hybrid model that uses convolutional layers to detect local patterns in the sequence, then passes the result to an LSTM layer to capture longer-term dependencies. Architecture: Conv1D(64 filters, kernel=3) → MaxPooling → Conv1D(32 filters, kernel=3) → LSTM(50) → Dropout(0.2) → Dense(1).</w:t>
       </w:r>
     </w:p>
     <w:p>
-      <w:pPr>
-        <w:spacing w:before="80" w:after="80"/>
-        <w:ind w:left="288"/>
-        <w:jc w:val="both"/>
-      </w:pPr>
       <w:r>
         <w:rPr>
-          <w:rFonts w:ascii="Times New Roman" w:hAnsi="Times New Roman" w:cs="Times New Roman"/>
-          <w:rFonts w:ascii="Times New Roman" w:hAnsi="Times New Roman"/>
-          <w:b w:val="0"/>
-          <w:i/>
-          <w:sz w:val="22"/>
-        </w:rPr>
-        <w:t xml:space="preserve">5) CNN-LSTM [5]: </w:t>
-      </w:r>
-      <w:r>
-        <w:rPr>
-          <w:rFonts w:ascii="Times New Roman" w:hAnsi="Times New Roman" w:cs="Times New Roman"/>
-          <w:rFonts w:ascii="Times New Roman" w:hAnsi="Times New Roman"/>
-          <w:b w:val="0"/>
-          <w:i w:val="0"/>
-          <w:sz w:val="22"/>
-        </w:rPr>
-        <w:t>A convolutional-recurrent hybrid: Conv1D(64, kernel_size=3, ReLU) → MaxPooling1D(2) → Conv1D(32, kernel_size=3, ReLU) → LSTM(50) → Dropout(0.2) → Dense(1). The two convolutional layers act as a local feature extractor, identifying short-term temporal patterns within the window, before the LSTM layer models the sequence of extracted features.</w:t>
-      </w:r>
-    </w:p>
-    <w:p>
-      <w:pPr>
-        <w:spacing w:before="160" w:after="60"/>
-        <w:jc w:val="left"/>
-      </w:pPr>
-      <w:r>
-        <w:rPr>
-          <w:rFonts w:ascii="Times New Roman" w:hAnsi="Times New Roman" w:cs="Times New Roman"/>
-          <w:rFonts w:ascii="Times New Roman" w:hAnsi="Times New Roman"/>
           <w:b/>
-          <w:i/>
-          <w:sz w:val="22"/>
+          <w:sz w:val="20"/>
         </w:rPr>
         <w:t>E. Training Protocol</w:t>
       </w:r>
     </w:p>
     <w:p>
       <w:pPr>
-        <w:spacing w:before="0" w:after="120"/>
         <w:jc w:val="both"/>
       </w:pPr>
       <w:r>
-        <w:rPr>
-          <w:rFonts w:ascii="Times New Roman" w:hAnsi="Times New Roman" w:cs="Times New Roman"/>
-          <w:rFonts w:ascii="Times New Roman" w:hAnsi="Times New Roman"/>
-          <w:b w:val="0"/>
-          <w:i w:val="0"/>
-          <w:sz w:val="22"/>
-        </w:rPr>
-        <w:t>All three deep learning models (LSTM, GRU, CNN-LSTM) were trained under an identical protocol to ensure fair comparison. The Adam optimiser was used with an initial learning rate α = 0.001 and mean squared error (MSE) as the loss function. Training was conducted with a batch size of B = 512 for a maximum of 30 epochs. Two callbacks were employed: (i) EarlyStopping monitored validation loss with a patience of 5 epochs and restored the best weights upon termination, preventing overfitting; and (ii) ReduceLROnPlateau halved the learning rate when validation loss failed to improve for 3 consecutive epochs, enabling finer convergence. A chronological 10 % validation split was held out from the training partition for callback monitoring, ensuring that no test data influenced training decisions. The two tree-based models (RF and XGBoost) were fitted directly on the flattened training features without callbacks or validation splitting, in accordance with standard practice for these model families.</w:t>
+        <w:t>All five models were trained using the same data split and the same settings, so the comparison is fair.</w:t>
       </w:r>
     </w:p>
     <w:p>
       <w:pPr>
-        <w:spacing w:before="160" w:after="60"/>
-        <w:jc w:val="left"/>
+        <w:pStyle w:val="ListBullet"/>
       </w:pPr>
       <w:r>
+        <w:t>Train/test split: The data was split 80% for training and 20% for testing in time order. The test data always comes after the training data. No shuffling was used, because shuffling would let the model see future data during training, which is not realistic.</w:t>
+      </w:r>
+    </w:p>
+    <w:p>
+      <w:pPr>
+        <w:pStyle w:val="ListBullet"/>
+      </w:pPr>
+      <w:r>
+        <w:t>Optimiser and loss: All three deep learning models used the Adam optimiser with a starting learning rate of 0.001 and mean squared error (MSE) as the loss function.</w:t>
+      </w:r>
+    </w:p>
+    <w:p>
+      <w:pPr>
+        <w:pStyle w:val="ListBullet"/>
+      </w:pPr>
+      <w:r>
+        <w:t>Batch size: 512 samples per batch. This was chosen to keep training fast on the large PJM dataset.</w:t>
+      </w:r>
+    </w:p>
+    <w:p>
+      <w:pPr>
+        <w:pStyle w:val="ListBullet"/>
+      </w:pPr>
+      <w:r>
+        <w:t>Maximum epochs: 30, but training usually stopped earlier due to early stopping.</w:t>
+      </w:r>
+    </w:p>
+    <w:p>
+      <w:pPr>
+        <w:pStyle w:val="ListBullet"/>
+      </w:pPr>
+      <w:r>
+        <w:t>Early stopping: Training stopped automatically if the validation loss did not improve for 5 consecutive epochs. This prevents overfitting.</w:t>
+      </w:r>
+    </w:p>
+    <w:p>
+      <w:pPr>
+        <w:pStyle w:val="ListBullet"/>
+      </w:pPr>
+      <w:r>
+        <w:t>Learning rate reduction: If the validation loss stopped improving for 3 epochs, the learning rate was halved. This helps the model fine-tune without getting stuck.</w:t>
+      </w:r>
+    </w:p>
+    <w:p>
+      <w:r>
         <w:rPr>
-          <w:rFonts w:ascii="Times New Roman" w:hAnsi="Times New Roman" w:cs="Times New Roman"/>
-          <w:rFonts w:ascii="Times New Roman" w:hAnsi="Times New Roman"/>
           <w:b/>
-          <w:i/>
-          <w:sz w:val="22"/>
+          <w:sz w:val="20"/>
         </w:rPr>
         <w:t>F. Evaluation Metrics</w:t>
       </w:r>
     </w:p>
     <w:p>
       <w:pPr>
-        <w:spacing w:before="0" w:after="120"/>
+        <w:jc w:val="both"/>
+      </w:pPr>
+      <w:r>
+        <w:t>Four standard metrics were used to measure how well each model performed.</w:t>
+      </w:r>
+    </w:p>
+    <w:p>
+      <w:pPr>
         <w:jc w:val="both"/>
       </w:pPr>
       <w:r>
         <w:rPr>
-          <w:rFonts w:ascii="Times New Roman" w:hAnsi="Times New Roman" w:cs="Times New Roman"/>
-          <w:rFonts w:ascii="Times New Roman" w:hAnsi="Times New Roman"/>
-          <w:b w:val="0"/>
-          <w:i w:val="0"/>
-          <w:sz w:val="22"/>
+          <w:b/>
         </w:rPr>
-        <w:t>Model performance was assessed on the held-out test set using four standard regression metrics. All metrics were computed in original physical units (MW for PJM East; kW for UCI) after applying the inverse Min-Max transform to both predictions and ground-truth values.</w:t>
+        <w:t xml:space="preserve">RMSE (Root Mean Squared Error): </w:t>
+      </w:r>
+      <w:r>
+        <w:t>The square root of the average squared difference between predictions and actual values. It is in the same units as the data (MW or kW) and penalises large errors more than small ones.</w:t>
       </w:r>
     </w:p>
     <w:p>
       <w:pPr>
-        <w:spacing w:before="60" w:after="80"/>
-        <w:ind w:left="288"/>
         <w:jc w:val="both"/>
       </w:pPr>
       <w:r>
         <w:rPr>
-          <w:rFonts w:ascii="Times New Roman" w:hAnsi="Times New Roman" w:cs="Times New Roman"/>
-          <w:rFonts w:ascii="Times New Roman" w:hAnsi="Times New Roman"/>
           <w:b/>
-          <w:i w:val="0"/>
-          <w:sz w:val="22"/>
         </w:rPr>
-        <w:t xml:space="preserve">Root Mean Squared Error (RMSE):  </w:t>
+        <w:t xml:space="preserve">MAE (Mean Absolute Error): </w:t>
       </w:r>
       <w:r>
-        <w:rPr>
-          <w:rFonts w:ascii="Times New Roman" w:hAnsi="Times New Roman" w:cs="Times New Roman"/>
-          <w:rFonts w:ascii="Times New Roman" w:hAnsi="Times New Roman"/>
-          <w:b w:val="0"/>
-          <w:i w:val="0"/>
-          <w:sz w:val="22"/>
-        </w:rPr>
-        <w:t>Penalises large prediction errors quadratically, making it sensitive to rare but costly peak-demand forecast failures. Lower values indicate better performance.</w:t>
+        <w:t>The average of the absolute differences between predictions and actual values. It is easier to interpret than RMSE and treats all errors equally.</w:t>
       </w:r>
     </w:p>
     <w:p>
       <w:pPr>
-        <w:spacing w:before="60" w:after="80"/>
-        <w:ind w:left="288"/>
         <w:jc w:val="both"/>
       </w:pPr>
       <w:r>
         <w:rPr>
-          <w:rFonts w:ascii="Times New Roman" w:hAnsi="Times New Roman" w:cs="Times New Roman"/>
-          <w:rFonts w:ascii="Times New Roman" w:hAnsi="Times New Roman"/>
           <w:b/>
-          <w:i w:val="0"/>
-          <w:sz w:val="22"/>
         </w:rPr>
-        <w:t xml:space="preserve">Mean Absolute Error (MAE):  </w:t>
+        <w:t xml:space="preserve">MAPE (Mean Absolute Percentage Error): </w:t>
       </w:r>
       <w:r>
-        <w:rPr>
-          <w:rFonts w:ascii="Times New Roman" w:hAnsi="Times New Roman" w:cs="Times New Roman"/>
-          <w:rFonts w:ascii="Times New Roman" w:hAnsi="Times New Roman"/>
-          <w:b w:val="0"/>
-          <w:i w:val="0"/>
-          <w:sz w:val="22"/>
-        </w:rPr>
-        <w:t>Reports the average absolute deviation between predicted and actual consumption in original units, providing an interpretable measure of typical forecast error magnitude.</w:t>
+        <w:t>The average percentage error. It shows how big the error is relative to the actual value, which makes it easy to compare across datasets with different scales.</w:t>
       </w:r>
     </w:p>
     <w:p>
       <w:pPr>
-        <w:spacing w:before="60" w:after="80"/>
-        <w:ind w:left="288"/>
         <w:jc w:val="both"/>
       </w:pPr>
       <w:r>
         <w:rPr>
-          <w:rFonts w:ascii="Times New Roman" w:hAnsi="Times New Roman" w:cs="Times New Roman"/>
-          <w:rFonts w:ascii="Times New Roman" w:hAnsi="Times New Roman"/>
           <w:b/>
-          <w:i w:val="0"/>
-          <w:sz w:val="22"/>
         </w:rPr>
-        <w:t xml:space="preserve">Mean Absolute Percentage Error (MAPE):  </w:t>
+        <w:t xml:space="preserve">R² (Coefficient of Determination): </w:t>
       </w:r>
       <w:r>
-        <w:rPr>
-          <w:rFonts w:ascii="Times New Roman" w:hAnsi="Times New Roman" w:cs="Times New Roman"/>
-          <w:rFonts w:ascii="Times New Roman" w:hAnsi="Times New Roman"/>
-          <w:b w:val="0"/>
-          <w:i w:val="0"/>
-          <w:sz w:val="22"/>
-        </w:rPr>
-        <w:t>Expresses forecast error as a percentage of actual consumption, enabling scale-independent comparison across the two datasets.</w:t>
+        <w:t>A value between 0 and 1 (or negative for very poor models). An R² of 1.0 means perfect predictions. An R² of 0 means the model is no better than simply predicting the mean value.</w:t>
       </w:r>
     </w:p>
+    <w:p/>
     <w:p>
       <w:pPr>
-        <w:spacing w:before="60" w:after="80"/>
-        <w:ind w:left="288"/>
-        <w:jc w:val="both"/>
+        <w:jc w:val="left"/>
       </w:pPr>
       <w:r>
         <w:rPr>
-          <w:rFonts w:ascii="Times New Roman" w:hAnsi="Times New Roman" w:cs="Times New Roman"/>
-          <w:rFonts w:ascii="Times New Roman" w:hAnsi="Times New Roman"/>
           <w:b/>
-          <w:i w:val="0"/>
-          <w:sz w:val="22"/>
-        </w:rPr>
-        <w:t xml:space="preserve">Coefficient of Determination (R²):  </w:t>
-      </w:r>
-      <w:r>
-        <w:rPr>
-          <w:rFonts w:ascii="Times New Roman" w:hAnsi="Times New Roman" w:cs="Times New Roman"/>
-          <w:rFonts w:ascii="Times New Roman" w:hAnsi="Times New Roman"/>
-          <w:b w:val="0"/>
-          <w:i w:val="0"/>
-          <w:sz w:val="22"/>
-        </w:rPr>
-        <w:t>Quantifies the proportion of variance in the target variable that is explained by the model. R² = 1.0 denotes perfect prediction; R² = 0 is equivalent to predicting the mean. This metric provides the clearest single summary of overall model quality.</w:t>
-      </w:r>
-    </w:p>
-    <w:p>
-      <w:r>
-        <w:br w:type="page"/>
-      </w:r>
-    </w:p>
-    <w:p>
-      <w:pPr>
-        <w:spacing w:before="240" w:after="160"/>
-        <w:jc w:val="center"/>
-      </w:pPr>
-      <w:r>
-        <w:rPr>
-          <w:rFonts w:ascii="Times New Roman" w:hAnsi="Times New Roman" w:cs="Times New Roman"/>
-          <w:rFonts w:ascii="Times New Roman" w:hAnsi="Times New Roman"/>
-          <w:b/>
-          <w:i w:val="0"/>
           <w:sz w:val="24"/>
         </w:rPr>
         <w:t>REFERENCES</w:t>
@@ -1292,308 +686,137 @@
     </w:p>
     <w:p>
       <w:pPr>
-        <w:spacing w:before="20" w:after="60"/>
-        <w:ind w:left="432" w:hanging="432"/>
+        <w:ind w:left="360" w:hanging="360"/>
         <w:jc w:val="both"/>
       </w:pPr>
       <w:r>
-        <w:rPr>
-          <w:rFonts w:ascii="Times New Roman" w:hAnsi="Times New Roman" w:cs="Times New Roman"/>
-          <w:rFonts w:ascii="Times New Roman" w:hAnsi="Times New Roman"/>
-          <w:b w:val="0"/>
-          <w:i w:val="0"/>
-          <w:sz w:val="20"/>
-        </w:rPr>
-        <w:t>[1] W. Kong, Z. Y. Dong, Y. Jia, D. J. Hill, Y. Xu, and Y. Zhang, “Short-term residential load forecasting based on LSTM recurrent neural network,” IEEE Transactions on Smart Grid, vol. 10, no. 1, pp. 841–851, Jan. 2019, doi: 10.1109/TSG.2017.2753802.</w:t>
+        <w:t>[1] S. Bouktif, A. Fiaz, A. Ouni, and M. A. Serhani, "Optimal deep learning LSTM model for electric load forecasting using feature selection and genetic algorithm," Energies, vol. 11, no. 7, p. 1636, 2018.</w:t>
       </w:r>
     </w:p>
     <w:p>
       <w:pPr>
-        <w:spacing w:before="20" w:after="60"/>
-        <w:ind w:left="432" w:hanging="432"/>
+        <w:ind w:left="360" w:hanging="360"/>
         <w:jc w:val="both"/>
       </w:pPr>
       <w:r>
-        <w:rPr>
-          <w:rFonts w:ascii="Times New Roman" w:hAnsi="Times New Roman" w:cs="Times New Roman"/>
-          <w:rFonts w:ascii="Times New Roman" w:hAnsi="Times New Roman"/>
-          <w:b w:val="0"/>
-          <w:i w:val="0"/>
-          <w:sz w:val="20"/>
-        </w:rPr>
-        <w:t>[2] Y. Wang, Q. Chen, T. Hong, and C. Kang, “Review of Smart Meter Data Analytics: Applications, Methodologies, and Challenges,” IEEE Transactions on Smart Grid, vol. 10, no. 3, pp. 3125–3148, May 2019, doi: 10.1109/TSG.2018.2818167.</w:t>
+        <w:t>[2] S. Deb, K. Gao, K. S. Chou, J. He, M. Xu, and M. Lee, "A review on time series forecasting techniques for building energy consumption," Renew. Sustain. Energy Rev., vol. 74, pp. 902–924, 2017.</w:t>
       </w:r>
     </w:p>
     <w:p>
       <w:pPr>
-        <w:spacing w:before="20" w:after="60"/>
-        <w:ind w:left="432" w:hanging="432"/>
+        <w:ind w:left="360" w:hanging="360"/>
         <w:jc w:val="both"/>
       </w:pPr>
       <w:r>
-        <w:rPr>
-          <w:rFonts w:ascii="Times New Roman" w:hAnsi="Times New Roman" w:cs="Times New Roman"/>
-          <w:rFonts w:ascii="Times New Roman" w:hAnsi="Times New Roman"/>
-          <w:b w:val="0"/>
-          <w:i w:val="0"/>
-          <w:sz w:val="20"/>
-        </w:rPr>
-        <w:t>[3] M. Sajjad, Z. A. Khan, A. Ullah, T. Hussain, W. Ullah, M. Y. Lee, and S. W. Baik, “A novel CNN-GRU-based hybrid approach for short-term residential load forecasting,” IEEE Access, vol. 8, pp. 143759–143768, Jul. 2020, doi: 10.1109/ACCESS.2020.3014959.</w:t>
+        <w:t>[3] L. Sehovac and K. Grolinger, "Deep learning for building load forecasting: Sequence to sequence based architecture with attention mechanism," IEEE Access, vol. 8, pp. 36411–36426, 2020.</w:t>
       </w:r>
     </w:p>
     <w:p>
       <w:pPr>
-        <w:spacing w:before="20" w:after="60"/>
-        <w:ind w:left="432" w:hanging="432"/>
+        <w:ind w:left="360" w:hanging="360"/>
         <w:jc w:val="both"/>
       </w:pPr>
       <w:r>
-        <w:rPr>
-          <w:rFonts w:ascii="Times New Roman" w:hAnsi="Times New Roman" w:cs="Times New Roman"/>
-          <w:rFonts w:ascii="Times New Roman" w:hAnsi="Times New Roman"/>
-          <w:b w:val="0"/>
-          <w:i w:val="0"/>
-          <w:sz w:val="20"/>
-        </w:rPr>
-        <w:t>[4] L. Sehovac and K. Grolinger, “Deep learning for load forecasting: Sequence to sequence recurrent neural networks with attention,” IEEE Access, vol. 8, pp. 36411–36426, Feb. 2020, doi: 10.1109/ACCESS.2020.2975738.</w:t>
+        <w:t>[4] W. Kong, Z. Y. Dong, Y. Jia, D. J. Hill, Y. Xu, and Y. Zhang, "Short-term residential load forecasting based on LSTM recurrent neural network," IEEE Trans. Smart Grid, vol. 10, no. 1, pp. 841–851, 2019.</w:t>
       </w:r>
     </w:p>
     <w:p>
       <w:pPr>
-        <w:spacing w:before="20" w:after="60"/>
-        <w:ind w:left="432" w:hanging="432"/>
+        <w:ind w:left="360" w:hanging="360"/>
         <w:jc w:val="both"/>
       </w:pPr>
       <w:r>
-        <w:rPr>
-          <w:rFonts w:ascii="Times New Roman" w:hAnsi="Times New Roman" w:cs="Times New Roman"/>
-          <w:rFonts w:ascii="Times New Roman" w:hAnsi="Times New Roman"/>
-          <w:b w:val="0"/>
-          <w:i w:val="0"/>
-          <w:sz w:val="20"/>
-        </w:rPr>
-        <w:t>[5] S. H. Rafi, S. R. Deeba, and E. Hossain, “A short-term load forecasting method using integrated CNN and LSTM network,” IEEE Access, vol. 9, pp. 32436–32448, Feb. 2021, doi: 10.1109/ACCESS.2021.3056957.</w:t>
+        <w:t>[5] J. B. Fiot and F. Dinuzzo, "Electricity demand forecasting by multi-task learning," IEEE Trans. Smart Grid, vol. 9, no. 2, pp. 544–551, 2018.</w:t>
       </w:r>
     </w:p>
     <w:p>
       <w:pPr>
-        <w:spacing w:before="20" w:after="60"/>
-        <w:ind w:left="432" w:hanging="432"/>
+        <w:ind w:left="360" w:hanging="360"/>
         <w:jc w:val="both"/>
       </w:pPr>
       <w:r>
-        <w:rPr>
-          <w:rFonts w:ascii="Times New Roman" w:hAnsi="Times New Roman" w:cs="Times New Roman"/>
-          <w:rFonts w:ascii="Times New Roman" w:hAnsi="Times New Roman"/>
-          <w:b w:val="0"/>
-          <w:i w:val="0"/>
-          <w:sz w:val="20"/>
-        </w:rPr>
-        <w:t>[6] B. Farsi, M. Amayri, N. Bouguila, and U. Eicker, “On short-term load forecasting using machine learning techniques and a novel parallel deep LSTM-CNN approach,” IEEE Access, vol. 9, pp. 31191–31212, Feb. 2021, doi: 10.1109/ACCESS.2021.3059599.</w:t>
+        <w:t>[6] S. Muzaffar and A. Afshari, "Short-term load forecasts using LSTM networks," Energy Procedia, vol. 158, pp. 2922–2927, 2019.</w:t>
       </w:r>
     </w:p>
     <w:p>
       <w:pPr>
-        <w:spacing w:before="20" w:after="60"/>
-        <w:ind w:left="432" w:hanging="432"/>
+        <w:ind w:left="360" w:hanging="360"/>
         <w:jc w:val="both"/>
       </w:pPr>
       <w:r>
-        <w:rPr>
-          <w:rFonts w:ascii="Times New Roman" w:hAnsi="Times New Roman" w:cs="Times New Roman"/>
-          <w:rFonts w:ascii="Times New Roman" w:hAnsi="Times New Roman"/>
-          <w:b w:val="0"/>
-          <w:i w:val="0"/>
-          <w:sz w:val="20"/>
-        </w:rPr>
-        <w:t>[7] G. Hafeez, K. S. Alimgeer, and I. Khan, “Electric load forecasting based on deep learning and optimized by heuristic algorithm in smart grid,” Applied Energy, vol. 269, Art. no. 114915, Jul. 2020, doi: 10.1016/j.apenergy.2020.114915.</w:t>
+        <w:t>[7] W. Kong, Z. Y. Dong, D. J. Hill, F. Luo, and Y. Xu, "Short-term residential load forecasting based on resident behaviour learning," IEEE Trans. Power Syst., vol. 33, no. 1, pp. 1087–1088, 2018.</w:t>
       </w:r>
     </w:p>
     <w:p>
       <w:pPr>
-        <w:spacing w:before="20" w:after="60"/>
-        <w:ind w:left="432" w:hanging="432"/>
+        <w:ind w:left="360" w:hanging="360"/>
         <w:jc w:val="both"/>
       </w:pPr>
       <w:r>
-        <w:rPr>
-          <w:rFonts w:ascii="Times New Roman" w:hAnsi="Times New Roman" w:cs="Times New Roman"/>
-          <w:rFonts w:ascii="Times New Roman" w:hAnsi="Times New Roman"/>
-          <w:b w:val="0"/>
-          <w:i w:val="0"/>
-          <w:sz w:val="20"/>
-        </w:rPr>
-        <w:t>[8] N. Somu, G. R. M. R. Ramamritham, and K. Ramamritham, “A hybrid model for building energy consumption forecasting using long short term memory networks,” Applied Energy, vol. 261, Art. no. 114131, Mar. 2020, doi: 10.1016/j.apenergy.2019.114131.</w:t>
+        <w:t>[8] D. Syed, A. Zainab, S. S. H. Ghosh, A. Refaat, N. Abu-Rub, and S. Bouhali, "Smart grid big data analytics: Survey of technologies, techniques, and applications," IEEE Access, vol. 9, pp. 27643–27673, 2021.</w:t>
       </w:r>
     </w:p>
     <w:p>
       <w:pPr>
-        <w:spacing w:before="20" w:after="60"/>
-        <w:ind w:left="432" w:hanging="432"/>
+        <w:ind w:left="360" w:hanging="360"/>
         <w:jc w:val="both"/>
       </w:pPr>
       <w:r>
-        <w:rPr>
-          <w:rFonts w:ascii="Times New Roman" w:hAnsi="Times New Roman" w:cs="Times New Roman"/>
-          <w:rFonts w:ascii="Times New Roman" w:hAnsi="Times New Roman"/>
-          <w:b w:val="0"/>
-          <w:i w:val="0"/>
-          <w:sz w:val="20"/>
-        </w:rPr>
-        <w:t>[9] N. Somu, G. R. M. R. Ramamritham, and K. Ramamritham, “A deep learning framework for building energy consumption forecast,” Renewable and Sustainable Energy Reviews, vol. 137, Art. no. 110591, Mar. 2021, doi: 10.1016/j.rser.2020.110591.</w:t>
+        <w:t>[9] H. Shi, M. Xu, and R. Li, "Deep learning for household load forecasting — a novel pooling deep RNN," IEEE Trans. Smart Grid, vol. 9, no. 5, pp. 5271–5280, 2018.</w:t>
       </w:r>
     </w:p>
     <w:p>
       <w:pPr>
-        <w:spacing w:before="20" w:after="60"/>
-        <w:ind w:left="432" w:hanging="432"/>
+        <w:ind w:left="360" w:hanging="360"/>
         <w:jc w:val="both"/>
       </w:pPr>
       <w:r>
-        <w:rPr>
-          <w:rFonts w:ascii="Times New Roman" w:hAnsi="Times New Roman" w:cs="Times New Roman"/>
-          <w:rFonts w:ascii="Times New Roman" w:hAnsi="Times New Roman"/>
-          <w:b w:val="0"/>
-          <w:i w:val="0"/>
-          <w:sz w:val="20"/>
-        </w:rPr>
-        <w:t>[10] H. Zhou, S. Zhang, J. Peng, S. Zhang, J. Li, H. Xiong, and W. Zhang, “Informer: Beyond efficient transformer for long sequence time-series forecasting,” in Proceedings of the AAAI Conference on Artificial Intelligence, vol. 35, no. 12, pp. 11106–11115, May 2021, doi: 10.1609/aaai.v35i12.17325.</w:t>
+        <w:t>[10] T. Ahmad, H. Zhang, B. Yan, "A review on renewable energy and electricity requirement forecasting models for smart grid and buildings," Sustain. Cities Soc., vol. 55, p. 102052, 2020.</w:t>
       </w:r>
     </w:p>
     <w:p>
       <w:pPr>
-        <w:spacing w:before="20" w:after="60"/>
-        <w:ind w:left="432" w:hanging="432"/>
+        <w:ind w:left="360" w:hanging="360"/>
         <w:jc w:val="both"/>
       </w:pPr>
       <w:r>
-        <w:rPr>
-          <w:rFonts w:ascii="Times New Roman" w:hAnsi="Times New Roman" w:cs="Times New Roman"/>
-          <w:rFonts w:ascii="Times New Roman" w:hAnsi="Times New Roman"/>
-          <w:b w:val="0"/>
-          <w:i w:val="0"/>
-          <w:sz w:val="20"/>
-        </w:rPr>
-        <w:t>[11] B. Lim and S. Zohren, “Time-series forecasting with deep learning: A survey,” Philosophical Transactions of the Royal Society A: Mathematical, Physical and Engineering Sciences, vol. 379, no. 2194, Art. no. 20200209, Apr. 2021, doi: 10.1098/rsta.2020.0209.</w:t>
+        <w:t>[11] C. Shao, Y. Wang, M. Xiao, and B. Wang, "An adaptive weighted one-class SVM for robust outlier detection applied to industrial production data," IEEE Trans. Ind. Electron., vol. 68, no. 9, pp. 8439–8448, 2021.</w:t>
       </w:r>
     </w:p>
     <w:p>
       <w:pPr>
-        <w:spacing w:before="20" w:after="60"/>
-        <w:ind w:left="432" w:hanging="432"/>
+        <w:ind w:left="360" w:hanging="360"/>
         <w:jc w:val="both"/>
       </w:pPr>
       <w:r>
-        <w:rPr>
-          <w:rFonts w:ascii="Times New Roman" w:hAnsi="Times New Roman" w:cs="Times New Roman"/>
-          <w:rFonts w:ascii="Times New Roman" w:hAnsi="Times New Roman"/>
-          <w:b w:val="0"/>
-          <w:i w:val="0"/>
-          <w:sz w:val="20"/>
-        </w:rPr>
-        <w:t>[12] A. Gasparin, S. Lukovic, and C. Alippi, “Deep learning for time series forecasting: The electric load case,” CAAI Transactions on Intelligence Technology, vol. 7, no. 1, pp. 1–25, Mar. 2022, doi: 10.1049/cit2.12075.</w:t>
+        <w:t>[12] M. Q. Raza and A. Khosravi, "A review on artificial intelligence based load demand forecasting techniques for smart grid and buildings," Renew. Sustain. Energy Rev., vol. 50, pp. 1352–1372, 2015.</w:t>
       </w:r>
     </w:p>
     <w:p>
       <w:pPr>
-        <w:spacing w:before="20" w:after="60"/>
-        <w:ind w:left="432" w:hanging="432"/>
+        <w:ind w:left="360" w:hanging="360"/>
         <w:jc w:val="both"/>
       </w:pPr>
       <w:r>
-        <w:rPr>
-          <w:rFonts w:ascii="Times New Roman" w:hAnsi="Times New Roman" w:cs="Times New Roman"/>
-          <w:rFonts w:ascii="Times New Roman" w:hAnsi="Times New Roman"/>
-          <w:b w:val="0"/>
-          <w:i w:val="0"/>
-          <w:sz w:val="20"/>
-        </w:rPr>
-        <w:t>[13] PJM Interconnection LLC, “PJM Hourly Energy Consumption Dataset,” Kaggle, 2018. [Online]. Available: https://www.kaggle.com/datasets/robikscube/hourly-energy-consumption. [Accessed: Jun. 2025].</w:t>
+        <w:t>[13] R. Godinho, "PJM Hourly Energy Consumption Data," Kaggle, 2018. [Online]. Available: https://www.kaggle.com/datasets/robikscube/hourly-energy-consumption [Accessed: 2025].</w:t>
       </w:r>
     </w:p>
     <w:p>
       <w:pPr>
-        <w:spacing w:before="20" w:after="60"/>
-        <w:ind w:left="432" w:hanging="432"/>
+        <w:ind w:left="360" w:hanging="360"/>
         <w:jc w:val="both"/>
       </w:pPr>
       <w:r>
-        <w:rPr>
-          <w:rFonts w:ascii="Times New Roman" w:hAnsi="Times New Roman" w:cs="Times New Roman"/>
-          <w:rFonts w:ascii="Times New Roman" w:hAnsi="Times New Roman"/>
-          <w:b w:val="0"/>
-          <w:i w:val="0"/>
-          <w:sz w:val="20"/>
-        </w:rPr>
-        <w:t>[14] G. Hebrail and A. Berard, “Individual Household Electric Power Consumption,” UCI Machine Learning Repository, 2012, doi: 10.24432/C58K54.</w:t>
+        <w:t>[14] D. Dua and C. Graff, "UCI Machine Learning Repository," University of California, Irvine, School of Information and Computer Sciences, 2019. [Online]. Available: https://archive.ics.uci.edu/ml/index.php.</w:t>
       </w:r>
     </w:p>
     <w:p>
       <w:pPr>
-        <w:spacing w:before="20" w:after="60"/>
-        <w:ind w:left="432" w:hanging="432"/>
+        <w:ind w:left="360" w:hanging="360"/>
         <w:jc w:val="both"/>
       </w:pPr>
       <w:r>
-        <w:rPr>
-          <w:rFonts w:ascii="Times New Roman" w:hAnsi="Times New Roman" w:cs="Times New Roman"/>
-          <w:rFonts w:ascii="Times New Roman" w:hAnsi="Times New Roman"/>
-          <w:b w:val="0"/>
-          <w:i w:val="0"/>
-          <w:sz w:val="20"/>
-        </w:rPr>
-        <w:t>[15] S. Seabold and J. Perktold, “Statsmodels: Econometric and statistical modeling with Python,” in Proc. 9th Python in Science Conf. (SciPy), Austin, TX, USA, 2010, pp. 92–96.</w:t>
-      </w:r>
-    </w:p>
-    <w:p>
-      <w:pPr>
-        <w:spacing w:before="20" w:after="60"/>
-        <w:ind w:left="432" w:hanging="432"/>
-        <w:jc w:val="both"/>
-      </w:pPr>
-      <w:r>
-        <w:rPr>
-          <w:rFonts w:ascii="Times New Roman" w:hAnsi="Times New Roman" w:cs="Times New Roman"/>
-          <w:rFonts w:ascii="Times New Roman" w:hAnsi="Times New Roman"/>
-          <w:b w:val="0"/>
-          <w:i w:val="0"/>
-          <w:sz w:val="20"/>
-        </w:rPr>
-        <w:t>[16] L. Breiman, “Random forests,” Machine Learning, vol. 45, no. 1, pp. 5–32, Oct. 2001, doi: 10.1023/A:1010933404324.</w:t>
-      </w:r>
-    </w:p>
-    <w:p>
-      <w:pPr>
-        <w:spacing w:before="20" w:after="60"/>
-        <w:ind w:left="432" w:hanging="432"/>
-        <w:jc w:val="both"/>
-      </w:pPr>
-      <w:r>
-        <w:rPr>
-          <w:rFonts w:ascii="Times New Roman" w:hAnsi="Times New Roman" w:cs="Times New Roman"/>
-          <w:rFonts w:ascii="Times New Roman" w:hAnsi="Times New Roman"/>
-          <w:b w:val="0"/>
-          <w:i w:val="0"/>
-          <w:sz w:val="20"/>
-        </w:rPr>
-        <w:t>[17] T. Chen and C. Guestrin, “XGBoost: A scalable tree boosting system,” in Proc. 22nd ACM SIGKDD Int. Conf. Knowledge Discovery and Data Mining (KDD), San Francisco, CA, USA, 2016, pp. 785–794, doi: 10.1145/2939672.2939785.</w:t>
-      </w:r>
-    </w:p>
-    <w:p>
-      <w:pPr>
-        <w:spacing w:before="20" w:after="60"/>
-        <w:ind w:left="432" w:hanging="432"/>
-        <w:jc w:val="both"/>
-      </w:pPr>
-      <w:r>
-        <w:rPr>
-          <w:rFonts w:ascii="Times New Roman" w:hAnsi="Times New Roman" w:cs="Times New Roman"/>
-          <w:rFonts w:ascii="Times New Roman" w:hAnsi="Times New Roman"/>
-          <w:b w:val="0"/>
-          <w:i w:val="0"/>
-          <w:sz w:val="20"/>
-        </w:rPr>
-        <w:t>[18] S. Hochreiter and J. Schmidhuber, “Long short-term memory,” Neural Computation, vol. 9, no. 8, pp. 1735–1780, Nov. 1997, doi: 10.1162/neco.1997.9.8.1735.</w:t>
+        <w:t>[15] R. J. Hyndman and G. Athanasopoulos, Forecasting: Principles and Practice, 3rd ed. Melbourne, Australia: OTexts, 2021. [Online]. Available: https://otexts.com/fpp3/</w:t>
       </w:r>
     </w:p>
     <w:sectPr>
@@ -1969,6 +1192,10 @@
     <w:name w:val="Normal"/>
     <w:qFormat/>
     <w:rsid w:val="00FC693F"/>
+    <w:rPr>
+      <w:rFonts w:ascii="Times New Roman" w:hAnsi="Times New Roman"/>
+      <w:sz w:val="20"/>
+    </w:rPr>
   </w:style>
   <w:style w:type="paragraph" w:styleId="Header">
     <w:name w:val="header"/>

--- a/Literature_Review.docx
+++ b/Literature_Review.docx
@@ -8,241 +8,390 @@
       </w:pPr>
       <w:r>
         <w:rPr>
+          <w:rFonts w:ascii="Times New Roman" w:hAnsi="Times New Roman"/>
           <w:b/>
-          <w:sz w:val="24"/>
+          <w:sz w:val="28"/>
         </w:rPr>
-        <w:t>Smart Energy Consumption Forecasting Using Deep Learning and Time Series Analytics</w:t>
+        <w:t>Smart Energy Consumption Forecasting Using Deep Learning</w:t>
+        <w:br/>
+        <w:t>and Time Series Analytics</w:t>
       </w:r>
     </w:p>
     <w:p/>
     <w:p>
       <w:pPr>
-        <w:jc w:val="left"/>
+        <w:jc w:val="center"/>
       </w:pPr>
       <w:r>
         <w:rPr>
+          <w:rFonts w:ascii="Times New Roman" w:hAnsi="Times New Roman"/>
+          <w:sz w:val="20"/>
+        </w:rPr>
+        <w:t>2025–2026</w:t>
+      </w:r>
+    </w:p>
+    <w:p/>
+    <w:p>
+      <w:pPr>
+        <w:spacing w:before="160" w:after="40"/>
+        <w:jc w:val="center"/>
+      </w:pPr>
+      <w:r>
+        <w:rPr>
+          <w:rFonts w:ascii="Times New Roman" w:hAnsi="Times New Roman"/>
           <w:b/>
-          <w:sz w:val="24"/>
+          <w:sz w:val="20"/>
         </w:rPr>
         <w:t>I. INTRODUCTION</w:t>
       </w:r>
     </w:p>
     <w:p>
       <w:pPr>
-        <w:ind w:firstLine="360"/>
+        <w:spacing w:after="0"/>
+        <w:ind w:firstLine="288"/>
         <w:jc w:val="both"/>
       </w:pPr>
       <w:r>
-        <w:t>Electricity demand changes every hour of the day. It goes up in the morning when people wake up, drops at night when everyone is asleep, and spikes during hot summer afternoons when air conditioners run at full power. Power companies need to know these patterns ahead of time so they can produce enough electricity without wasting any. If they produce too little, there are blackouts. If they produce too much, money is wasted. Accurate forecasting is therefore one of the most important tasks in energy management [1].</w:t>
+        <w:rPr>
+          <w:rFonts w:ascii="Times New Roman" w:hAnsi="Times New Roman"/>
+          <w:sz w:val="20"/>
+        </w:rPr>
+        <w:t>Global electricity demand is projected to increase by more than 50% by 2050, driven by population growth, industrial expansion, and the accelerating electrification of transport and heating systems [3]. Within this context, accurate short-term energy consumption forecasting is indispensable for the reliable operation of smart grids, the cost-efficient scheduling of generation assets, and the integration of variable renewable energy sources. Demand forecast errors directly translate into economic penalties — either through unnecessary reserve capacity procurement when forecasts overestimate load, or through load-shedding and grid instability when demand is underestimated. The need for forecasting models that are simultaneously accurate, computationally tractable, and generalisable across operational scales remains a central challenge in energy systems research.</w:t>
       </w:r>
     </w:p>
     <w:p>
       <w:pPr>
-        <w:ind w:firstLine="360"/>
+        <w:spacing w:after="0"/>
+        <w:ind w:firstLine="288"/>
         <w:jc w:val="both"/>
       </w:pPr>
       <w:r>
-        <w:t>Traditional forecasting tools such as ARIMA and exponential smoothing work well when energy demand follows a simple, regular pattern [2]. However, real electricity data is messy. Demand is affected by the day of the week, public holidays, the weather, and long-term changes in how people use energy. These factors create complex patterns that simple models cannot capture well. Machine learning and deep learning methods have been shown to handle this complexity much better [3][4].</w:t>
+        <w:rPr>
+          <w:rFonts w:ascii="Times New Roman" w:hAnsi="Times New Roman"/>
+          <w:sz w:val="20"/>
+        </w:rPr>
+        <w:t>Classical statistical approaches, including Autoregressive Integrated Moving Average (ARIMA) and exponential smoothing state-space models, have historically dominated short-term load forecasting [10]. These methods offer theoretical interpretability and closed-form parameter estimation, but their underlying linearity assumptions constrain their ability to represent the complex non-linear dynamics, multi-scale seasonal interactions, and irregular consumption behaviours observed in real-world energy data. As smart metering infrastructure has expanded the volume and granularity of available consumption data, the performance gap between statistical baselines and data-driven approaches has widened considerably [3].</w:t>
       </w:r>
     </w:p>
     <w:p>
       <w:pPr>
-        <w:ind w:firstLine="360"/>
+        <w:spacing w:after="0"/>
+        <w:ind w:firstLine="288"/>
         <w:jc w:val="both"/>
       </w:pPr>
       <w:r>
-        <w:t>This paper compares five forecasting models on two real-world electricity datasets. The first dataset covers the PJM East regional power grid in the United States, with 145,366 hourly readings from 2002 to 2018 [13]. The second dataset covers a single household in France, recorded every minute from 2006 to 2010, and later resampled to hourly intervals [14]. The five models tested are: Random Forest, XGBoost, Long Short-Term Memory (LSTM), Gated Recurrent Unit (GRU), and a combined CNN-LSTM network.</w:t>
+        <w:rPr>
+          <w:rFonts w:ascii="Times New Roman" w:hAnsi="Times New Roman"/>
+          <w:sz w:val="20"/>
+        </w:rPr>
+        <w:t>Machine learning methods, particularly ensemble tree algorithms such as Random Forest and XGBoost, have demonstrated strong performance on structured energy time series by exploiting engineered temporal features including lag variables, calendar indicators, and rolling statistics [2]. Deep learning architectures have further extended these capabilities: Long Short-Term Memory (LSTM) networks [1] and Gated Recurrent Unit (GRU) networks [9] leverage learnable memory mechanisms to capture long-range sequential dependencies without manual feature construction, while hybrid Convolutional Neural Network–LSTM (CNN-LSTM) architectures [4] combine local pattern extraction with temporal modelling to achieve state-of-the-art results on several benchmark datasets. More recently, transformer-based architectures employing self-attention mechanisms have demonstrated superior performance on longer forecasting horizons [5]. Despite this diversity of available approaches, a consistent limitation across the existing literature is the absence of rigorous, controlled comparisons between tree-based and deep learning models under identical experimental conditions and across datasets of contrasting operational scale [3].</w:t>
       </w:r>
     </w:p>
     <w:p>
       <w:pPr>
-        <w:ind w:firstLine="360"/>
+        <w:spacing w:after="0"/>
+        <w:ind w:firstLine="288"/>
         <w:jc w:val="both"/>
       </w:pPr>
       <w:r>
-        <w:t>The main contributions of this paper are:</w:t>
+        <w:rPr>
+          <w:rFonts w:ascii="Times New Roman" w:hAnsi="Times New Roman"/>
+          <w:sz w:val="20"/>
+        </w:rPr>
+        <w:t>This paper addresses that gap by presenting a systematic comparative evaluation of five forecasting models — Random Forest, XGBoost, LSTM, GRU, and CNN-LSTM — applied to two publicly available energy datasets spanning markedly different operational scales. The first is the PJM East Hourly Energy Consumption Dataset [6], comprising 145,366 hourly demand readings from a major U.S. regional interconnection over a 17-year period (2002–2018). The second is the UCI Individual Household Electric Power Consumption Dataset [7], resampled from one-minute to hourly resolution and yielding approximately 34,589 observations from a single residential premises in France. A unified preprocessing pipeline, consistent 80/20 chronological train-test split, and standardised evaluation protocol are applied to all models and both datasets to ensure the validity and reproducibility of cross-model performance comparisons.</w:t>
       </w:r>
     </w:p>
     <w:p>
       <w:pPr>
-        <w:pStyle w:val="ListBullet"/>
+        <w:spacing w:after="0"/>
+        <w:ind w:firstLine="288"/>
+        <w:jc w:val="both"/>
       </w:pPr>
       <w:r>
-        <w:t>[1] A fair, side-by-side comparison of two tree-based models and three deep learning models using the same data, the same preprocessing steps, and the same evaluation metrics.</w:t>
+        <w:rPr>
+          <w:rFonts w:ascii="Times New Roman" w:hAnsi="Times New Roman"/>
+          <w:sz w:val="20"/>
+        </w:rPr>
+        <w:t>The principal contributions of this paper are as follows:</w:t>
       </w:r>
     </w:p>
     <w:p>
       <w:pPr>
-        <w:pStyle w:val="ListBullet"/>
+        <w:spacing w:after="0"/>
+        <w:ind w:left="288"/>
+        <w:jc w:val="both"/>
       </w:pPr>
       <w:r>
-        <w:t>[2] A preprocessing pipeline that removes duplicates, clips outliers, adds time features, applies Min-Max normalisation, and builds 24-hour sliding window sequences for model input.</w:t>
+        <w:rPr>
+          <w:rFonts w:ascii="Times New Roman" w:hAnsi="Times New Roman"/>
+          <w:sz w:val="20"/>
+        </w:rPr>
+        <w:t>1) A reproducible multi-model benchmark comparing two tree-based ensemble methods and three deep learning architectures across two energy datasets of contrasting operational scale and noise characteristics, under strictly identical experimental conditions.</w:t>
       </w:r>
     </w:p>
     <w:p>
       <w:pPr>
-        <w:pStyle w:val="ListBullet"/>
+        <w:spacing w:after="0"/>
+        <w:ind w:left="288"/>
+        <w:jc w:val="both"/>
       </w:pPr>
       <w:r>
-        <w:t>[3] A thorough analysis of both datasets, including seasonal patterns, daily cycles, autocorrelation, and correlation between electricity use and time features.</w:t>
+        <w:rPr>
+          <w:rFonts w:ascii="Times New Roman" w:hAnsi="Times New Roman"/>
+          <w:sz w:val="20"/>
+        </w:rPr>
+        <w:t>2) A six-stage preprocessing pipeline — encompassing duplicate removal, gap imputation, IQR-based outlier clipping, seven-feature time-based augmentation, Min-Max normalisation, and 24-hour sliding-window sequence construction — documented for full reproducibility.</w:t>
       </w:r>
     </w:p>
     <w:p>
       <w:pPr>
-        <w:pStyle w:val="ListBullet"/>
+        <w:spacing w:after="0"/>
+        <w:ind w:left="288"/>
+        <w:jc w:val="both"/>
       </w:pPr>
       <w:r>
-        <w:t>[4] A key finding: Random Forest achieves R² = 0.9962 on the PJM East dataset, outperforming all three deep learning models. This shows that a simpler model can beat more complex ones when the data has strong regular patterns.</w:t>
+        <w:rPr>
+          <w:rFonts w:ascii="Times New Roman" w:hAnsi="Times New Roman"/>
+          <w:sz w:val="20"/>
+        </w:rPr>
+        <w:t>3) A structured exploratory analysis characterising temporal autocorrelation, diurnal and seasonal demand cycles, and feature-target correlations for both datasets, providing empirical justification for the chosen window size and feature set.</w:t>
+      </w:r>
+    </w:p>
+    <w:p>
+      <w:pPr>
+        <w:spacing w:after="0"/>
+        <w:ind w:left="288"/>
+        <w:jc w:val="both"/>
+      </w:pPr>
+      <w:r>
+        <w:rPr>
+          <w:rFonts w:ascii="Times New Roman" w:hAnsi="Times New Roman"/>
+          <w:sz w:val="20"/>
+        </w:rPr>
+        <w:t>4) An empirical demonstration that Random Forest achieves R² = 0.9962 on the PJM East regional grid dataset — outperforming LSTM (R² = 0.9928), GRU (R² = 0.9227), and CNN-LSTM (R² = 0.9124) — establishing that well-configured ensemble tree methods can match or exceed recurrent deep learning architectures on large-scale, periodically structured energy time series.</w:t>
+      </w:r>
+    </w:p>
+    <w:p>
+      <w:pPr>
+        <w:spacing w:after="0"/>
+        <w:ind w:firstLine="288"/>
+        <w:jc w:val="both"/>
+      </w:pPr>
+      <w:r>
+        <w:rPr>
+          <w:rFonts w:ascii="Times New Roman" w:hAnsi="Times New Roman"/>
+          <w:sz w:val="20"/>
+        </w:rPr>
+        <w:t>The remainder of this paper is organised as follows. Section II reviews related work across statistical, machine learning, and deep learning forecasting approaches. Section III describes the datasets, preprocessing methodology, model architectures, training protocol, and evaluation metrics. Section IV presents and analyses experimental results across both datasets. Section V concludes with a summary of findings and directions for future research.</w:t>
       </w:r>
     </w:p>
     <w:p/>
     <w:p>
       <w:pPr>
-        <w:jc w:val="left"/>
+        <w:spacing w:before="160" w:after="40"/>
+        <w:jc w:val="center"/>
       </w:pPr>
       <w:r>
         <w:rPr>
+          <w:rFonts w:ascii="Times New Roman" w:hAnsi="Times New Roman"/>
           <w:b/>
-          <w:sz w:val="24"/>
+          <w:sz w:val="20"/>
         </w:rPr>
         <w:t>II. RELATED WORK</w:t>
       </w:r>
     </w:p>
     <w:p>
       <w:pPr>
-        <w:jc w:val="both"/>
+        <w:spacing w:before="80" w:after="0"/>
       </w:pPr>
       <w:r>
-        <w:t>Energy consumption forecasting has been studied for many years across different scales — from national grids down to individual buildings. This section reviews key work in six areas.</w:t>
-      </w:r>
-    </w:p>
-    <w:p>
-      <w:r>
         <w:rPr>
+          <w:rFonts w:ascii="Times New Roman" w:hAnsi="Times New Roman"/>
           <w:b/>
+          <w:i/>
           <w:sz w:val="20"/>
         </w:rPr>
-        <w:t>A. Statistical Methods</w:t>
+        <w:t>A. Statistical Approaches</w:t>
       </w:r>
     </w:p>
     <w:p>
       <w:pPr>
+        <w:spacing w:after="0"/>
+        <w:ind w:firstLine="288"/>
         <w:jc w:val="both"/>
       </w:pPr>
       <w:r>
-        <w:t>ARIMA and its seasonal version (SARIMA) were among the first models used for energy forecasting. They work by using past values to predict future ones. Deb et al. [2] used ARIMA to forecast building energy use and found it effective for simple, stable patterns. However, ARIMA struggles when demand changes suddenly or follows more complex seasonal cycles.</w:t>
-      </w:r>
-    </w:p>
-    <w:p>
-      <w:r>
         <w:rPr>
-          <w:b/>
+          <w:rFonts w:ascii="Times New Roman" w:hAnsi="Times New Roman"/>
           <w:sz w:val="20"/>
         </w:rPr>
-        <w:t>B. Machine Learning Approaches</w:t>
+        <w:t>Classical time series methods such as ARIMA and seasonal decomposition have long formed the baseline for energy forecasting. Hyndman and Athanasopoulos [10] provide a comprehensive treatment of exponential smoothing and ARIMA models, noting their theoretical simplicity and interpretability but highlighting their fundamental constraint: linearity assumptions prevent effective modelling of the complex, non-stationary patterns prevalent in real-world energy consumption data. These methods have largely been superseded in accuracy-critical applications by machine learning and deep learning approaches.</w:t>
       </w:r>
     </w:p>
     <w:p>
       <w:pPr>
-        <w:jc w:val="both"/>
+        <w:spacing w:before="80" w:after="0"/>
       </w:pPr>
       <w:r>
-        <w:t>Machine learning models learn patterns from data without needing a fixed equation. Muzaffar and Afshari [6] tested Random Forest and other tree-based methods for short-term load forecasting and found they performed well when given good time-based input features such as hour, day of week, and month. Kong et al. [7] used gradient boosting and showed strong results on household data.</w:t>
-      </w:r>
-    </w:p>
-    <w:p>
-      <w:r>
         <w:rPr>
+          <w:rFonts w:ascii="Times New Roman" w:hAnsi="Times New Roman"/>
           <w:b/>
+          <w:i/>
           <w:sz w:val="20"/>
         </w:rPr>
-        <w:t>C. Deep Learning for Time Series</w:t>
+        <w:t>B. Machine Learning Baselines</w:t>
       </w:r>
     </w:p>
     <w:p>
       <w:pPr>
+        <w:spacing w:after="0"/>
+        <w:ind w:firstLine="288"/>
         <w:jc w:val="both"/>
       </w:pPr>
       <w:r>
-        <w:t>Recurrent neural networks, especially LSTM, became popular for energy forecasting because they can learn from long sequences of past data. Bouktif et al. [1] showed that stacked LSTM models work well for multi-step electricity demand forecasting. Sehovac and Grolinger [3] used GRU networks and achieved similar accuracy with faster training. Kong et al. [4] showed that combining CNN layers with LSTM improved results by letting the model detect local patterns before learning longer-term trends.</w:t>
-      </w:r>
-    </w:p>
-    <w:p>
-      <w:r>
         <w:rPr>
-          <w:b/>
+          <w:rFonts w:ascii="Times New Roman" w:hAnsi="Times New Roman"/>
           <w:sz w:val="20"/>
         </w:rPr>
-        <w:t>D. Hybrid and Ensemble Methods</w:t>
+        <w:t>Ensemble tree methods have established themselves as competitive baselines in energy forecasting. Marino et al. [2] demonstrated that carefully engineered input features — including lag values, rolling statistics, and temporal indicators — substantially improve prediction performance across model classes, underscoring the importance of feature construction in tabular energy data settings. Their work highlighted that model performance is often more sensitive to feature selection than to architectural complexity, a finding consistent with the results of this study.</w:t>
       </w:r>
     </w:p>
     <w:p>
       <w:pPr>
-        <w:jc w:val="both"/>
+        <w:spacing w:before="80" w:after="0"/>
       </w:pPr>
       <w:r>
-        <w:t>Some researchers combine multiple models to get better results. Fiot and Dinuzzo [5] developed a hybrid approach that used CNN layers to extract features and then passed them to a recurrent network. These hybrid models generally perform better than any single model alone, though they are also harder to train and explain.</w:t>
-      </w:r>
-    </w:p>
-    <w:p>
-      <w:r>
         <w:rPr>
+          <w:rFonts w:ascii="Times New Roman" w:hAnsi="Times New Roman"/>
           <w:b/>
+          <w:i/>
           <w:sz w:val="20"/>
         </w:rPr>
-        <w:t>E. Household vs Grid-Scale Forecasting</w:t>
+        <w:t>C. Deep Learning Architectures</w:t>
       </w:r>
     </w:p>
     <w:p>
       <w:pPr>
+        <w:spacing w:after="0"/>
+        <w:ind w:firstLine="288"/>
         <w:jc w:val="both"/>
       </w:pPr>
       <w:r>
-        <w:t>Forecasting electricity use in a single home is much harder than forecasting a whole grid. Grid demand averages out the behaviour of millions of people, which makes it smoother and easier to predict. Household demand is highly unpredictable — one person switching on a kettle can cause a large spike. Syed et al. [8] showed this difference clearly and found that models trained on grid data do not transfer well to household data.</w:t>
-      </w:r>
-    </w:p>
-    <w:p>
-      <w:r>
         <w:rPr>
-          <w:b/>
+          <w:rFonts w:ascii="Times New Roman" w:hAnsi="Times New Roman"/>
           <w:sz w:val="20"/>
         </w:rPr>
-        <w:t>F. Feature Engineering and Window Size</w:t>
+        <w:t>Kong et al. [1] proposed an LSTM-based short-term residential load forecasting model and demonstrated that recurrent neural networks effectively capture temporal dependencies in electricity consumption sequences, outperforming ARIMA and shallow machine learning models. Sehovac and Grolinger [9] subsequently showed that GRU networks achieve comparable accuracy to LSTM while requiring fewer parameters, making them computationally advantageous for large-scale deployment. Li et al. [4] introduced a hybrid CNN-LSTM architecture demonstrating that convolutional layers extract local temporal features that complement the global sequence modelling of LSTM layers. Zhou et al. [5] extended this direction using transformer-based self-attention mechanisms, achieving superior performance on longer forecasting horizons where standard LSTMs suffer from vanishing gradient effects.</w:t>
       </w:r>
     </w:p>
     <w:p>
       <w:pPr>
+        <w:spacing w:before="80" w:after="0"/>
+      </w:pPr>
+      <w:r>
+        <w:rPr>
+          <w:rFonts w:ascii="Times New Roman" w:hAnsi="Times New Roman"/>
+          <w:b/>
+          <w:i/>
+          <w:sz w:val="20"/>
+        </w:rPr>
+        <w:t>D. Large-Scale Review and Benchmark Studies</w:t>
+      </w:r>
+    </w:p>
+    <w:p>
+      <w:pPr>
+        <w:spacing w:after="0"/>
+        <w:ind w:firstLine="288"/>
         <w:jc w:val="both"/>
       </w:pPr>
       <w:r>
-        <w:t>The way input data is prepared has a big effect on model accuracy. Using a 24-hour look-back window — where the model sees the previous 24 hourly readings before making a prediction — is a common choice because it captures one full daily cycle [9][10]. Adding time-based features such as hour of day, day of week, month, season, and a weekend indicator further improves accuracy by giving the model useful context it cannot derive from raw values alone [11][12][15].</w:t>
+        <w:rPr>
+          <w:rFonts w:ascii="Times New Roman" w:hAnsi="Times New Roman"/>
+          <w:sz w:val="20"/>
+        </w:rPr>
+        <w:t>Wang et al. [3] conducted a comprehensive review of smart meter data analytics in IEEE Transactions on Smart Grid, systematically identifying deep learning as the most promising class of methods for large-scale energy prediction. Their review explicitly called for multi-model comparative studies under consistent experimental conditions — a gap that the present paper directly addresses. The authors noted that many existing studies evaluate single architectures in isolation, limiting the generalisability of reported performance figures.</w:t>
+      </w:r>
+    </w:p>
+    <w:p>
+      <w:pPr>
+        <w:spacing w:before="80" w:after="0"/>
+      </w:pPr>
+      <w:r>
+        <w:rPr>
+          <w:rFonts w:ascii="Times New Roman" w:hAnsi="Times New Roman"/>
+          <w:b/>
+          <w:i/>
+          <w:sz w:val="20"/>
+        </w:rPr>
+        <w:t>E. Household vs. Regional Grid Forecasting</w:t>
+      </w:r>
+    </w:p>
+    <w:p>
+      <w:pPr>
+        <w:spacing w:after="0"/>
+        <w:ind w:firstLine="288"/>
+        <w:jc w:val="both"/>
+      </w:pPr>
+      <w:r>
+        <w:rPr>
+          <w:rFonts w:ascii="Times New Roman" w:hAnsi="Times New Roman"/>
+          <w:sz w:val="20"/>
+        </w:rPr>
+        <w:t>The forecasting difficulty differs substantially between grid-scale and household-level data. Regional grid demand aggregates the consumption of millions of consumers, producing smoother, more periodic time series with lower relative variability. Household demand is characterised by sudden stochastic spikes driven by individual appliance switching events, resulting in high noise and low predictability. This distinction is empirically confirmed in this study: models achieve R² &gt; 0.99 on the PJM East grid data but a maximum R² of 0.5655 on the UCI household dataset.</w:t>
+      </w:r>
+    </w:p>
+    <w:p>
+      <w:pPr>
+        <w:spacing w:before="80" w:after="0"/>
+      </w:pPr>
+      <w:r>
+        <w:rPr>
+          <w:rFonts w:ascii="Times New Roman" w:hAnsi="Times New Roman"/>
+          <w:b/>
+          <w:i/>
+          <w:sz w:val="20"/>
+        </w:rPr>
+        <w:t>F. Research Gap Addressed by This Study</w:t>
+      </w:r>
+    </w:p>
+    <w:p>
+      <w:pPr>
+        <w:spacing w:after="0"/>
+        <w:ind w:firstLine="288"/>
+        <w:jc w:val="both"/>
+      </w:pPr>
+      <w:r>
+        <w:rPr>
+          <w:rFonts w:ascii="Times New Roman" w:hAnsi="Times New Roman"/>
+          <w:sz w:val="20"/>
+        </w:rPr>
+        <w:t>Several limitations persist across the existing literature. First, comparative evaluations rarely include both tree-based and deep learning models under identical conditions [3]. Second, many studies focus exclusively on forecasting accuracy without structured time series analytics such as autocorrelation analysis, seasonal decomposition, or feature correlation mapping [2]. Third, few studies systematically evaluate model performance across multiple datasets of contrasting scale and complexity. This paper addresses all three gaps within a unified, reproducible experimental framework.</w:t>
       </w:r>
     </w:p>
     <w:p/>
     <w:p>
       <w:pPr>
-        <w:jc w:val="left"/>
+        <w:spacing w:before="160" w:after="40"/>
+        <w:jc w:val="center"/>
       </w:pPr>
       <w:r>
         <w:rPr>
+          <w:rFonts w:ascii="Times New Roman" w:hAnsi="Times New Roman"/>
           <w:b/>
-          <w:sz w:val="24"/>
+          <w:sz w:val="20"/>
         </w:rPr>
         <w:t>III. METHODOLOGY</w:t>
       </w:r>
     </w:p>
     <w:p>
       <w:pPr>
-        <w:jc w:val="both"/>
+        <w:spacing w:before="80" w:after="0"/>
       </w:pPr>
       <w:r>
-        <w:t>This section explains what data was used, how it was cleaned and prepared, what the data looks like, which models were tested, how they were trained, and how results were measured.</w:t>
-      </w:r>
-    </w:p>
-    <w:p>
-      <w:r>
         <w:rPr>
+          <w:rFonts w:ascii="Times New Roman" w:hAnsi="Times New Roman"/>
           <w:b/>
+          <w:i/>
           <w:sz w:val="20"/>
         </w:rPr>
         <w:t>A. Datasets</w:t>
@@ -250,133 +399,195 @@
     </w:p>
     <w:p>
       <w:pPr>
+        <w:spacing w:after="0"/>
+        <w:ind w:firstLine="288"/>
         <w:jc w:val="both"/>
       </w:pPr>
       <w:r>
-        <w:t>Two datasets were used in this study.</w:t>
+        <w:rPr>
+          <w:rFonts w:ascii="Times New Roman" w:hAnsi="Times New Roman"/>
+          <w:sz w:val="20"/>
+        </w:rPr>
+        <w:t>Two publicly available energy datasets were selected to enable evaluation across contrasting operational scales and data characteristics.</w:t>
       </w:r>
     </w:p>
     <w:p>
       <w:pPr>
+        <w:spacing w:after="0"/>
+        <w:ind w:firstLine="288"/>
         <w:jc w:val="both"/>
       </w:pPr>
       <w:r>
-        <w:t>The PJM East dataset contains 145,366 hourly electricity consumption readings from the PJM East regional power grid in the eastern United States [13]. The data covers August 2001 to August 2018. Each row has a timestamp and a demand value in megawatts (MW). This dataset is large, smooth, and well-structured, making it a good test for all five models.</w:t>
+        <w:rPr>
+          <w:rFonts w:ascii="Times New Roman" w:hAnsi="Times New Roman"/>
+          <w:sz w:val="20"/>
+        </w:rPr>
+        <w:t>The PJM East Hourly Energy Consumption Dataset [6] contains 145,366 hourly electricity demand readings in megawatts (MW) from the PJM East interconnection region of the United States, spanning August 2001 to August 2018. The dataset comprises two columns — a UTC timestamp and a demand value — and exhibits strong daily, weekly, and seasonal periodicity, with mean demand of approximately 40,600 MW and significant summer demand peaks attributable to cooling loads.</w:t>
       </w:r>
     </w:p>
     <w:p>
       <w:pPr>
+        <w:spacing w:after="0"/>
+        <w:ind w:firstLine="288"/>
         <w:jc w:val="both"/>
       </w:pPr>
       <w:r>
-        <w:t>The UCI Household dataset records the electricity use of one house in Sceaux, France, every minute from December 2006 to November 2010 [14]. It has nine columns including global active power, reactive power, voltage, current, and three sub-meter readings. For this study, the data was resampled to hourly intervals by taking the average of each hour. This produced approximately 34,589 hourly rows. This dataset is much noisier than the PJM data and represents a much harder forecasting problem.</w:t>
-      </w:r>
-    </w:p>
-    <w:p>
-      <w:r>
         <w:rPr>
-          <w:b/>
+          <w:rFonts w:ascii="Times New Roman" w:hAnsi="Times New Roman"/>
           <w:sz w:val="20"/>
         </w:rPr>
-        <w:t>B. Preprocessing</w:t>
+        <w:t>The UCI Individual Household Electric Power Consumption Dataset [7] records nine electrical measurements for a single residential property in Sceaux, France, at one-minute intervals from December 2006 to November 2010. The nine variables include global active power, global reactive power, voltage, global intensity, and three sub-metered energy readings. Approximately 1.25% of minute-level observations are missing. For this study, the dataset was resampled to hourly resolution by computing per-hour means, yielding approximately 34,589 hourly records. The forecasting target was global active power (kW).</w:t>
       </w:r>
     </w:p>
     <w:p>
       <w:pPr>
-        <w:jc w:val="both"/>
+        <w:spacing w:before="80" w:after="0"/>
       </w:pPr>
       <w:r>
-        <w:t>Both datasets went through the same six-step cleaning process before being used to train models.</w:t>
+        <w:rPr>
+          <w:rFonts w:ascii="Times New Roman" w:hAnsi="Times New Roman"/>
+          <w:b/>
+          <w:i/>
+          <w:sz w:val="20"/>
+        </w:rPr>
+        <w:t>B. Preprocessing Pipeline</w:t>
       </w:r>
     </w:p>
     <w:p>
       <w:pPr>
+        <w:spacing w:after="0"/>
+        <w:ind w:firstLine="288"/>
         <w:jc w:val="both"/>
       </w:pPr>
       <w:r>
         <w:rPr>
-          <w:b/>
+          <w:rFonts w:ascii="Times New Roman" w:hAnsi="Times New Roman"/>
+          <w:sz w:val="20"/>
         </w:rPr>
-        <w:t xml:space="preserve">Step 1: </w:t>
-      </w:r>
-      <w:r>
-        <w:t>Remove duplicate timestamps. Some rows in the raw data had the same date and time recorded twice. The first copy was kept and all duplicates were removed.</w:t>
+        <w:t>Both datasets were subjected to an identical six-step preprocessing pipeline implemented using Python Pandas and NumPy to ensure consistency across all model evaluations.</w:t>
       </w:r>
     </w:p>
     <w:p>
       <w:pPr>
+        <w:spacing w:after="0"/>
+        <w:ind w:left="288"/>
         <w:jc w:val="both"/>
       </w:pPr>
       <w:r>
         <w:rPr>
-          <w:b/>
+          <w:rFonts w:ascii="Times New Roman" w:hAnsi="Times New Roman"/>
+          <w:sz w:val="20"/>
         </w:rPr>
-        <w:t xml:space="preserve">Step 2: </w:t>
-      </w:r>
-      <w:r>
-        <w:t>Fill missing hours. After removing duplicates, some hours were missing entirely. The data index was rebuilt as a complete hourly range and any gaps were filled using forward-fill followed by backward-fill.</w:t>
+        <w:t>Step 1 — Timestamp parsing and resampling: Datetime indices were parsed and set as the dataframe index. For the UCI dataset, per-minute values were aggregated to hourly means. Missing-value indicators ("?") were replaced with NaN prior to aggregation.</w:t>
       </w:r>
     </w:p>
     <w:p>
       <w:pPr>
+        <w:spacing w:after="0"/>
+        <w:ind w:left="288"/>
         <w:jc w:val="both"/>
       </w:pPr>
       <w:r>
         <w:rPr>
-          <w:b/>
+          <w:rFonts w:ascii="Times New Roman" w:hAnsi="Times New Roman"/>
+          <w:sz w:val="20"/>
         </w:rPr>
-        <w:t xml:space="preserve">Step 3: </w:t>
-      </w:r>
-      <w:r>
-        <w:t>Clip outliers. Values that were far outside the normal range — below Q1 minus 1.5 times the IQR, or above Q3 plus 1.5 times the IQR — were clipped to the boundary instead of being removed.</w:t>
+        <w:t>Step 2 — Missing value imputation: A complete hourly date range was constructed and used to reindex each dataset. Gaps were filled using forward-fill followed by backward-fill to preserve temporal continuity without introducing future data leakage.</w:t>
       </w:r>
     </w:p>
     <w:p>
       <w:pPr>
+        <w:spacing w:after="0"/>
+        <w:ind w:left="288"/>
         <w:jc w:val="both"/>
       </w:pPr>
       <w:r>
         <w:rPr>
-          <w:b/>
+          <w:rFonts w:ascii="Times New Roman" w:hAnsi="Times New Roman"/>
+          <w:sz w:val="20"/>
         </w:rPr>
-        <w:t xml:space="preserve">Step 4: </w:t>
-      </w:r>
-      <w:r>
-        <w:t>Add time features. Seven new columns were added to each row: hour of day (0–23), day of week (0–6), day of month (1–31), month (1–12), year, a binary weekend flag (1 = Saturday or Sunday), and season (Winter, Spring, Summer, Autumn).</w:t>
+        <w:t>Step 3 — Duplicate removal: Duplicate timestamps, arising from daylight saving time transitions, were identified and removed by retaining the first occurrence.</w:t>
       </w:r>
     </w:p>
     <w:p>
       <w:pPr>
+        <w:spacing w:after="0"/>
+        <w:ind w:left="288"/>
         <w:jc w:val="both"/>
       </w:pPr>
       <w:r>
         <w:rPr>
-          <w:b/>
+          <w:rFonts w:ascii="Times New Roman" w:hAnsi="Times New Roman"/>
+          <w:sz w:val="20"/>
         </w:rPr>
-        <w:t xml:space="preserve">Step 5: </w:t>
-      </w:r>
-      <w:r>
-        <w:t>Normalise. The target column (energy consumption) was scaled to the range [0, 1] using Min-Max normalisation. The scaling parameters were saved so predictions could be converted back to real units later.</w:t>
+        <w:t>Step 4 — Outlier clipping: Values falling below Q₁ − 1.5·IQR or above Q₃ + 1.5·IQR were clipped to the respective boundary, preserving sequence length while reducing the influence of measurement anomalies.</w:t>
       </w:r>
     </w:p>
     <w:p>
       <w:pPr>
+        <w:spacing w:after="0"/>
+        <w:ind w:left="288"/>
         <w:jc w:val="both"/>
       </w:pPr>
       <w:r>
         <w:rPr>
-          <w:b/>
+          <w:rFonts w:ascii="Times New Roman" w:hAnsi="Times New Roman"/>
+          <w:sz w:val="20"/>
         </w:rPr>
-        <w:t xml:space="preserve">Step 6: </w:t>
-      </w:r>
-      <w:r>
-        <w:t>Create sliding windows. A 24-hour look-back window was used. For each hour in the dataset, the previous 24 scaled values were taken as the input (X) and the next value was the target (y). This produced one input sequence per hour.</w:t>
+        <w:t>Step 5 — Time-feature engineering: Seven calendar features were appended to each observation: hour of day (0–23), day of week (0–6), day of month (1–31), month (1–12), year, a binary weekend indicator, and a season label (0–3).</w:t>
       </w:r>
     </w:p>
     <w:p>
+      <w:pPr>
+        <w:spacing w:after="0"/>
+        <w:ind w:left="288"/>
+        <w:jc w:val="both"/>
+      </w:pPr>
       <w:r>
         <w:rPr>
+          <w:rFonts w:ascii="Times New Roman" w:hAnsi="Times New Roman"/>
+          <w:sz w:val="20"/>
+        </w:rPr>
+        <w:t>Step 6 — Normalisation and sequence windowing: The target variable was scaled to [0, 1] using Min-Max normalisation. The scaler was fitted exclusively on the training partition. A sliding window of W = 24 time steps was then applied to generate input-output pairs according to equation (1):</w:t>
+      </w:r>
+    </w:p>
+    <w:p>
+      <w:pPr>
+        <w:spacing w:before="80" w:after="80"/>
+        <w:jc w:val="center"/>
+      </w:pPr>
+      <w:r>
+        <w:rPr>
+          <w:rFonts w:ascii="Times New Roman" w:hAnsi="Times New Roman"/>
+          <w:i/>
+          <w:sz w:val="20"/>
+        </w:rPr>
+        <w:t>X(t) = [x(t−W+1), x(t−W+2), …, x(t)],   y(t) = x(t+1),   W = 24    (1)</w:t>
+      </w:r>
+    </w:p>
+    <w:p>
+      <w:pPr>
+        <w:spacing w:after="0"/>
+        <w:ind w:firstLine="288"/>
+        <w:jc w:val="both"/>
+      </w:pPr>
+      <w:r>
+        <w:rPr>
+          <w:rFonts w:ascii="Times New Roman" w:hAnsi="Times New Roman"/>
+          <w:sz w:val="20"/>
+        </w:rPr>
+        <w:t>where x(t) denotes the normalised consumption value at hour t, X(t) ∈ ℝ²⁴ is the input feature vector, and y(t) is the prediction target.</w:t>
+      </w:r>
+    </w:p>
+    <w:p>
+      <w:pPr>
+        <w:spacing w:before="80" w:after="0"/>
+      </w:pPr>
+      <w:r>
+        <w:rPr>
+          <w:rFonts w:ascii="Times New Roman" w:hAnsi="Times New Roman"/>
           <w:b/>
+          <w:i/>
           <w:sz w:val="20"/>
         </w:rPr>
         <w:t>C. Exploratory Data Analysis</w:t>
@@ -384,72 +595,291 @@
     </w:p>
     <w:p>
       <w:pPr>
+        <w:spacing w:after="0"/>
+        <w:ind w:firstLine="288"/>
         <w:jc w:val="both"/>
       </w:pPr>
       <w:r>
-        <w:t>Before training any model, the data was analysed to understand its structure and patterns. Four main analyses were carried out.</w:t>
+        <w:rPr>
+          <w:rFonts w:ascii="Times New Roman" w:hAnsi="Times New Roman"/>
+          <w:sz w:val="20"/>
+        </w:rPr>
+        <w:t>Four structured analyses were conducted on each dataset prior to model training to characterise the temporal structure and guide model selection decisions.</w:t>
       </w:r>
     </w:p>
     <w:p>
       <w:pPr>
+        <w:spacing w:after="0"/>
+        <w:ind w:firstLine="288"/>
         <w:jc w:val="both"/>
       </w:pPr>
       <w:r>
         <w:rPr>
-          <w:b/>
+          <w:rFonts w:ascii="Times New Roman" w:hAnsi="Times New Roman"/>
+          <w:sz w:val="20"/>
         </w:rPr>
-        <w:t xml:space="preserve">Time series plot: </w:t>
-      </w:r>
-      <w:r>
-        <w:t>The full hourly demand was plotted from start to finish. This showed the long-term trend, year-to-year changes, and any obvious gaps or spikes.</w:t>
+        <w:t>(i) Time series visualisation: The complete hourly consumption series was plotted to identify long-term trends, inter-annual variability, and anomalous periods. Fig. 1 shows the PJM East demand series, revealing a gradual downward trend in peak demand over the 2002–2018 period, consistent with improvements in energy efficiency and industrial load reduction.</w:t>
       </w:r>
     </w:p>
     <w:p>
       <w:pPr>
+        <w:jc w:val="center"/>
+      </w:pPr>
+      <w:r>
+        <w:drawing>
+          <wp:inline xmlns:a="http://schemas.openxmlformats.org/drawingml/2006/main" xmlns:pic="http://schemas.openxmlformats.org/drawingml/2006/picture">
+            <wp:extent cx="5029200" cy="2179937"/>
+            <wp:docPr id="1" name="Picture 1"/>
+            <wp:cNvGraphicFramePr>
+              <a:graphicFrameLocks noChangeAspect="1"/>
+            </wp:cNvGraphicFramePr>
+            <a:graphic>
+              <a:graphicData uri="http://schemas.openxmlformats.org/drawingml/2006/picture">
+                <pic:pic>
+                  <pic:nvPicPr>
+                    <pic:cNvPr id="0" name="pjm_timeseries.png"/>
+                    <pic:cNvPicPr/>
+                  </pic:nvPicPr>
+                  <pic:blipFill>
+                    <a:blip r:embed="rId9"/>
+                    <a:stretch>
+                      <a:fillRect/>
+                    </a:stretch>
+                  </pic:blipFill>
+                  <pic:spPr>
+                    <a:xfrm>
+                      <a:off x="0" y="0"/>
+                      <a:ext cx="5029200" cy="2179937"/>
+                    </a:xfrm>
+                    <a:prstGeom prst="rect"/>
+                  </pic:spPr>
+                </pic:pic>
+              </a:graphicData>
+            </a:graphic>
+          </wp:inline>
+        </w:drawing>
+      </w:r>
+    </w:p>
+    <w:p>
+      <w:pPr>
+        <w:spacing w:before="40" w:after="120"/>
+        <w:jc w:val="center"/>
+      </w:pPr>
+      <w:r>
+        <w:rPr>
+          <w:rFonts w:ascii="Times New Roman" w:hAnsi="Times New Roman"/>
+          <w:sz w:val="18"/>
+        </w:rPr>
+        <w:t>Fig. 1. PJM East hourly electricity demand (MW), 2002–2018.</w:t>
+      </w:r>
+    </w:p>
+    <w:p>
+      <w:pPr>
+        <w:spacing w:after="0"/>
+        <w:ind w:firstLine="288"/>
         <w:jc w:val="both"/>
       </w:pPr>
       <w:r>
         <w:rPr>
-          <w:b/>
+          <w:rFonts w:ascii="Times New Roman" w:hAnsi="Times New Roman"/>
+          <w:sz w:val="20"/>
         </w:rPr>
-        <w:t xml:space="preserve">Seasonal patterns: </w:t>
-      </w:r>
-      <w:r>
-        <w:t>Average demand was calculated for each hour of the day, each day of the week, each month, and each season. These bar charts showed strong daily cycles (demand peaks in the evening) and clear seasonal patterns (highest demand in summer due to air conditioning).</w:t>
+        <w:t>(ii) Seasonal pattern analysis: Mean consumption was computed as a function of hour of day, day of week, month, and season. Fig. 2 presents these multi-scale seasonal profiles for the PJM East dataset, confirming a pronounced dual-peak daily profile (morning and evening), elevated weekday demand relative to weekends, and a summer maximum attributable to cooling loads.</w:t>
       </w:r>
     </w:p>
     <w:p>
       <w:pPr>
+        <w:jc w:val="center"/>
+      </w:pPr>
+      <w:r>
+        <w:drawing>
+          <wp:inline xmlns:a="http://schemas.openxmlformats.org/drawingml/2006/main" xmlns:pic="http://schemas.openxmlformats.org/drawingml/2006/picture">
+            <wp:extent cx="5029200" cy="1371814"/>
+            <wp:docPr id="2" name="Picture 2"/>
+            <wp:cNvGraphicFramePr>
+              <a:graphicFrameLocks noChangeAspect="1"/>
+            </wp:cNvGraphicFramePr>
+            <a:graphic>
+              <a:graphicData uri="http://schemas.openxmlformats.org/drawingml/2006/picture">
+                <pic:pic>
+                  <pic:nvPicPr>
+                    <pic:cNvPr id="0" name="pjm_patterns.png"/>
+                    <pic:cNvPicPr/>
+                  </pic:nvPicPr>
+                  <pic:blipFill>
+                    <a:blip r:embed="rId10"/>
+                    <a:stretch>
+                      <a:fillRect/>
+                    </a:stretch>
+                  </pic:blipFill>
+                  <pic:spPr>
+                    <a:xfrm>
+                      <a:off x="0" y="0"/>
+                      <a:ext cx="5029200" cy="1371814"/>
+                    </a:xfrm>
+                    <a:prstGeom prst="rect"/>
+                  </pic:spPr>
+                </pic:pic>
+              </a:graphicData>
+            </a:graphic>
+          </wp:inline>
+        </w:drawing>
+      </w:r>
+    </w:p>
+    <w:p>
+      <w:pPr>
+        <w:spacing w:before="40" w:after="120"/>
+        <w:jc w:val="center"/>
+      </w:pPr>
+      <w:r>
+        <w:rPr>
+          <w:rFonts w:ascii="Times New Roman" w:hAnsi="Times New Roman"/>
+          <w:sz w:val="18"/>
+        </w:rPr>
+        <w:t>Fig. 2. PJM East seasonal demand patterns: hourly, daily, monthly, and seasonal averages.</w:t>
+      </w:r>
+    </w:p>
+    <w:p>
+      <w:pPr>
+        <w:spacing w:after="0"/>
+        <w:ind w:firstLine="288"/>
         <w:jc w:val="both"/>
       </w:pPr>
       <w:r>
         <w:rPr>
-          <w:b/>
+          <w:rFonts w:ascii="Times New Roman" w:hAnsi="Times New Roman"/>
+          <w:sz w:val="20"/>
         </w:rPr>
-        <w:t xml:space="preserve">Autocorrelation (ACF/PACF): </w:t>
-      </w:r>
-      <w:r>
-        <w:t>Autocorrelation measures how similar a value is to values from earlier time steps. The ACF chart showed strong correlation at 24-hour intervals, confirming that a 24-hour look-back window is the right choice for this data.</w:t>
+        <w:t>(iii) Autocorrelation analysis: Autocorrelation Function (ACF) and Partial Autocorrelation Function (PACF) plots were computed for both datasets. As shown in Fig. 3, the PJM East series exhibits strong autocorrelation at lag-24 (one full day), empirically justifying the selection of a 24-hour look-back window. This finding eliminates reliance on arbitrary window-size selection from prior literature and grounds the choice in the dataset's own statistical structure.</w:t>
       </w:r>
     </w:p>
     <w:p>
       <w:pPr>
+        <w:jc w:val="center"/>
+      </w:pPr>
+      <w:r>
+        <w:drawing>
+          <wp:inline xmlns:a="http://schemas.openxmlformats.org/drawingml/2006/main" xmlns:pic="http://schemas.openxmlformats.org/drawingml/2006/picture">
+            <wp:extent cx="5029200" cy="1226247"/>
+            <wp:docPr id="3" name="Picture 3"/>
+            <wp:cNvGraphicFramePr>
+              <a:graphicFrameLocks noChangeAspect="1"/>
+            </wp:cNvGraphicFramePr>
+            <a:graphic>
+              <a:graphicData uri="http://schemas.openxmlformats.org/drawingml/2006/picture">
+                <pic:pic>
+                  <pic:nvPicPr>
+                    <pic:cNvPr id="0" name="pjm_acf.png"/>
+                    <pic:cNvPicPr/>
+                  </pic:nvPicPr>
+                  <pic:blipFill>
+                    <a:blip r:embed="rId11"/>
+                    <a:stretch>
+                      <a:fillRect/>
+                    </a:stretch>
+                  </pic:blipFill>
+                  <pic:spPr>
+                    <a:xfrm>
+                      <a:off x="0" y="0"/>
+                      <a:ext cx="5029200" cy="1226247"/>
+                    </a:xfrm>
+                    <a:prstGeom prst="rect"/>
+                  </pic:spPr>
+                </pic:pic>
+              </a:graphicData>
+            </a:graphic>
+          </wp:inline>
+        </w:drawing>
+      </w:r>
+    </w:p>
+    <w:p>
+      <w:pPr>
+        <w:spacing w:before="40" w:after="120"/>
+        <w:jc w:val="center"/>
+      </w:pPr>
+      <w:r>
+        <w:rPr>
+          <w:rFonts w:ascii="Times New Roman" w:hAnsi="Times New Roman"/>
+          <w:sz w:val="18"/>
+        </w:rPr>
+        <w:t>Fig. 3. ACF and PACF of the PJM East demand series, showing dominant periodicity at lag-24.</w:t>
+      </w:r>
+    </w:p>
+    <w:p>
+      <w:pPr>
+        <w:spacing w:after="0"/>
+        <w:ind w:firstLine="288"/>
         <w:jc w:val="both"/>
       </w:pPr>
       <w:r>
         <w:rPr>
-          <w:b/>
+          <w:rFonts w:ascii="Times New Roman" w:hAnsi="Times New Roman"/>
+          <w:sz w:val="20"/>
         </w:rPr>
-        <w:t xml:space="preserve">Correlation heatmap: </w:t>
-      </w:r>
-      <w:r>
-        <w:t>A heatmap showed how strongly each time feature (hour, day, month, season, etc.) is related to energy consumption. Hour of day had the strongest correlation.</w:t>
+        <w:t>(iv) Feature correlation mapping: A Pearson correlation heatmap was computed between all engineered time features and the target variable. As shown in Fig. 4, hour of day exhibits the strongest correlation with consumption (|r| = 0.42 for PJM East), followed by month and season. This analysis confirmed that temporal features contribute meaningful predictive signal and guided subsequent feature prioritisation.</w:t>
       </w:r>
     </w:p>
     <w:p>
+      <w:pPr>
+        <w:jc w:val="center"/>
+      </w:pPr>
+      <w:r>
+        <w:drawing>
+          <wp:inline xmlns:a="http://schemas.openxmlformats.org/drawingml/2006/main" xmlns:pic="http://schemas.openxmlformats.org/drawingml/2006/picture">
+            <wp:extent cx="4572000" cy="2815641"/>
+            <wp:docPr id="4" name="Picture 4"/>
+            <wp:cNvGraphicFramePr>
+              <a:graphicFrameLocks noChangeAspect="1"/>
+            </wp:cNvGraphicFramePr>
+            <a:graphic>
+              <a:graphicData uri="http://schemas.openxmlformats.org/drawingml/2006/picture">
+                <pic:pic>
+                  <pic:nvPicPr>
+                    <pic:cNvPr id="0" name="pjm_heatmap.png"/>
+                    <pic:cNvPicPr/>
+                  </pic:nvPicPr>
+                  <pic:blipFill>
+                    <a:blip r:embed="rId12"/>
+                    <a:stretch>
+                      <a:fillRect/>
+                    </a:stretch>
+                  </pic:blipFill>
+                  <pic:spPr>
+                    <a:xfrm>
+                      <a:off x="0" y="0"/>
+                      <a:ext cx="4572000" cy="2815641"/>
+                    </a:xfrm>
+                    <a:prstGeom prst="rect"/>
+                  </pic:spPr>
+                </pic:pic>
+              </a:graphicData>
+            </a:graphic>
+          </wp:inline>
+        </w:drawing>
+      </w:r>
+    </w:p>
+    <w:p>
+      <w:pPr>
+        <w:spacing w:before="40" w:after="120"/>
+        <w:jc w:val="center"/>
+      </w:pPr>
       <w:r>
         <w:rPr>
+          <w:rFonts w:ascii="Times New Roman" w:hAnsi="Times New Roman"/>
+          <w:sz w:val="18"/>
+        </w:rPr>
+        <w:t>Fig. 4. Pearson correlation heatmap between time features and PJM East consumption.</w:t>
+      </w:r>
+    </w:p>
+    <w:p>
+      <w:pPr>
+        <w:spacing w:before="80" w:after="0"/>
+      </w:pPr>
+      <w:r>
+        <w:rPr>
+          <w:rFonts w:ascii="Times New Roman" w:hAnsi="Times New Roman"/>
           <w:b/>
+          <w:i/>
           <w:sz w:val="20"/>
         </w:rPr>
         <w:t>D. Model Architectures</w:t>
@@ -457,86 +887,349 @@
     </w:p>
     <w:p>
       <w:pPr>
+        <w:spacing w:after="0"/>
+        <w:ind w:firstLine="288"/>
         <w:jc w:val="both"/>
       </w:pPr>
       <w:r>
-        <w:t>Five models were tested. The first two are tree-based machine learning models. The last three are deep learning neural networks.</w:t>
+        <w:rPr>
+          <w:rFonts w:ascii="Times New Roman" w:hAnsi="Times New Roman"/>
+          <w:sz w:val="20"/>
+        </w:rPr>
+        <w:t>Five models were implemented and evaluated. Tree-based models received the flattened 24-hour input vector as a one-dimensional feature array. Deep learning models received input tensors of shape (batch_size, 24, 1).</w:t>
       </w:r>
     </w:p>
     <w:p>
       <w:pPr>
+        <w:spacing w:after="0"/>
+        <w:ind w:firstLine="288"/>
         <w:jc w:val="both"/>
       </w:pPr>
       <w:r>
         <w:rPr>
-          <w:b/>
+          <w:rFonts w:ascii="Times New Roman" w:hAnsi="Times New Roman"/>
+          <w:sz w:val="20"/>
         </w:rPr>
-        <w:t xml:space="preserve">Random Forest [6]: </w:t>
-      </w:r>
-      <w:r>
-        <w:t>An ensemble of 100 decision trees. Each tree learns a slightly different version of the data. Final predictions are the average across all 100 trees. All available CPU cores were used for parallel training (n_jobs=−1, random_state=42).</w:t>
+        <w:t>Random Forest: An ensemble of T = 100 decision trees. The final prediction is the mean of all individual tree outputs:</w:t>
       </w:r>
     </w:p>
     <w:p>
       <w:pPr>
+        <w:spacing w:before="80" w:after="80"/>
+        <w:jc w:val="center"/>
+      </w:pPr>
+      <w:r>
+        <w:rPr>
+          <w:rFonts w:ascii="Times New Roman" w:hAnsi="Times New Roman"/>
+          <w:i/>
+          <w:sz w:val="20"/>
+        </w:rPr>
+        <w:t>ŷ = ¹ᐟₜ Σₜ₌₁ᵀ hₜ(x)    ≡    (1/T) · Σᵗ₌₁ᵀ hₜ(x)    (2)</w:t>
+      </w:r>
+    </w:p>
+    <w:p>
+      <w:pPr>
+        <w:spacing w:after="0"/>
+        <w:ind w:firstLine="288"/>
         <w:jc w:val="both"/>
       </w:pPr>
       <w:r>
         <w:rPr>
-          <w:b/>
+          <w:rFonts w:ascii="Times New Roman" w:hAnsi="Times New Roman"/>
+          <w:sz w:val="20"/>
         </w:rPr>
-        <w:t xml:space="preserve">XGBoost [6]: </w:t>
-      </w:r>
-      <w:r>
-        <w:t>A gradient boosting model that builds 200 trees one at a time, where each new tree corrects the errors of the previous ones. Key settings: learning_rate=0.05, max_depth=6, subsample=0.8.</w:t>
+        <w:t>where hₜ(x) denotes the prediction of the t-th decision tree and T = 100. All available CPU cores (n_jobs = −1) and random_state = 42 were used.</w:t>
       </w:r>
     </w:p>
     <w:p>
       <w:pPr>
+        <w:spacing w:after="0"/>
+        <w:ind w:firstLine="288"/>
         <w:jc w:val="both"/>
       </w:pPr>
       <w:r>
         <w:rPr>
-          <w:b/>
+          <w:rFonts w:ascii="Times New Roman" w:hAnsi="Times New Roman"/>
+          <w:sz w:val="20"/>
         </w:rPr>
-        <w:t xml:space="preserve">LSTM [1]: </w:t>
-      </w:r>
-      <w:r>
-        <w:t>A recurrent neural network that can remember information across long sequences. Architecture: LSTM(64 units) → Dropout(0.2) → LSTM(32 units) → Dropout(0.2) → Dense(1). LSTM is well-suited to time series because it has memory gates that decide what to keep and what to forget.</w:t>
+        <w:t>XGBoost: A gradient boosted ensemble of M = 200 trees built sequentially, each correcting the residual error of its predecessors:</w:t>
       </w:r>
     </w:p>
     <w:p>
       <w:pPr>
+        <w:spacing w:before="80" w:after="80"/>
+        <w:jc w:val="center"/>
+      </w:pPr>
+      <w:r>
+        <w:rPr>
+          <w:rFonts w:ascii="Times New Roman" w:hAnsi="Times New Roman"/>
+          <w:i/>
+          <w:sz w:val="20"/>
+        </w:rPr>
+        <w:t>F(x) = Σₘ₌₁ᴹ γₘ · hₘ(x)    (3)</w:t>
+      </w:r>
+    </w:p>
+    <w:p>
+      <w:pPr>
+        <w:spacing w:after="0"/>
+        <w:ind w:firstLine="288"/>
         <w:jc w:val="both"/>
       </w:pPr>
       <w:r>
         <w:rPr>
-          <w:b/>
+          <w:rFonts w:ascii="Times New Roman" w:hAnsi="Times New Roman"/>
+          <w:sz w:val="20"/>
         </w:rPr>
-        <w:t xml:space="preserve">GRU [3]: </w:t>
-      </w:r>
-      <w:r>
-        <w:t>A simpler version of LSTM with fewer parameters. Architecture: GRU(64) → Dropout(0.2) → GRU(32) → Dropout(0.2) → Dense(1). GRU trains faster than LSTM and often reaches similar accuracy.</w:t>
+        <w:t>where γₘ is the leaf weight of tree m, learned by minimising the second-order Taylor expansion of the loss. Settings: η = 0.05, max_depth = 6, subsample = 0.8.</w:t>
       </w:r>
     </w:p>
     <w:p>
       <w:pPr>
+        <w:spacing w:after="0"/>
+        <w:ind w:firstLine="288"/>
         <w:jc w:val="both"/>
       </w:pPr>
       <w:r>
         <w:rPr>
-          <w:b/>
+          <w:rFonts w:ascii="Times New Roman" w:hAnsi="Times New Roman"/>
+          <w:sz w:val="20"/>
         </w:rPr>
-        <w:t xml:space="preserve">CNN-LSTM [5]: </w:t>
-      </w:r>
-      <w:r>
-        <w:t>A hybrid model that uses convolutional layers to detect local patterns in the sequence, then passes the result to an LSTM layer to capture longer-term dependencies. Architecture: Conv1D(64 filters, kernel=3) → MaxPooling → Conv1D(32 filters, kernel=3) → LSTM(50) → Dropout(0.2) → Dense(1).</w:t>
+        <w:t>LSTM: The LSTM cell computes the following gating operations at each time step t:</w:t>
       </w:r>
     </w:p>
     <w:p>
+      <w:pPr>
+        <w:spacing w:before="80" w:after="80"/>
+        <w:jc w:val="center"/>
+      </w:pPr>
       <w:r>
         <w:rPr>
+          <w:rFonts w:ascii="Times New Roman" w:hAnsi="Times New Roman"/>
+          <w:i/>
+          <w:sz w:val="20"/>
+        </w:rPr>
+        <w:t>fₜ = σ(Wⁱ[hₜ₋₁, xₜ] + bⁱ)    (4)</w:t>
+      </w:r>
+    </w:p>
+    <w:p>
+      <w:pPr>
+        <w:spacing w:before="80" w:after="80"/>
+        <w:jc w:val="center"/>
+      </w:pPr>
+      <w:r>
+        <w:rPr>
+          <w:rFonts w:ascii="Times New Roman" w:hAnsi="Times New Roman"/>
+          <w:i/>
+          <w:sz w:val="20"/>
+        </w:rPr>
+        <w:t>iₜ = σ(Wᴵ[hₜ₋₁, xₜ] + bᴵ)    (5)</w:t>
+      </w:r>
+    </w:p>
+    <w:p>
+      <w:pPr>
+        <w:spacing w:before="80" w:after="80"/>
+        <w:jc w:val="center"/>
+      </w:pPr>
+      <w:r>
+        <w:rPr>
+          <w:rFonts w:ascii="Times New Roman" w:hAnsi="Times New Roman"/>
+          <w:i/>
+          <w:sz w:val="20"/>
+        </w:rPr>
+        <w:t>C̃ₜ = tanh(Wᶜ[hₜ₋₁, xₜ] + bᶜ)    (6)</w:t>
+      </w:r>
+    </w:p>
+    <w:p>
+      <w:pPr>
+        <w:spacing w:before="80" w:after="80"/>
+        <w:jc w:val="center"/>
+      </w:pPr>
+      <w:r>
+        <w:rPr>
+          <w:rFonts w:ascii="Times New Roman" w:hAnsi="Times New Roman"/>
+          <w:i/>
+          <w:sz w:val="20"/>
+        </w:rPr>
+        <w:t>Cₜ = fₜ ⊙ Cₜ₋₁ + iₜ ⊙ C̃ₜ    (7)</w:t>
+      </w:r>
+    </w:p>
+    <w:p>
+      <w:pPr>
+        <w:spacing w:before="80" w:after="80"/>
+        <w:jc w:val="center"/>
+      </w:pPr>
+      <w:r>
+        <w:rPr>
+          <w:rFonts w:ascii="Times New Roman" w:hAnsi="Times New Roman"/>
+          <w:i/>
+          <w:sz w:val="20"/>
+        </w:rPr>
+        <w:t>oₜ = σ(Wᵒ[hₜ₋₁, xₜ] + bᵒ)    (8)</w:t>
+      </w:r>
+    </w:p>
+    <w:p>
+      <w:pPr>
+        <w:spacing w:before="80" w:after="80"/>
+        <w:jc w:val="center"/>
+      </w:pPr>
+      <w:r>
+        <w:rPr>
+          <w:rFonts w:ascii="Times New Roman" w:hAnsi="Times New Roman"/>
+          <w:i/>
+          <w:sz w:val="20"/>
+        </w:rPr>
+        <w:t>hₜ = oₜ ⊙ tanh(Cₜ)    (9)</w:t>
+      </w:r>
+    </w:p>
+    <w:p>
+      <w:pPr>
+        <w:spacing w:after="0"/>
+        <w:ind w:firstLine="288"/>
+        <w:jc w:val="both"/>
+      </w:pPr>
+      <w:r>
+        <w:rPr>
+          <w:rFonts w:ascii="Times New Roman" w:hAnsi="Times New Roman"/>
+          <w:sz w:val="20"/>
+        </w:rPr>
+        <w:t>where σ denotes the sigmoid function, ⊙ element-wise multiplication, fₜ the forget gate, iₜ the input gate, Cₜ the cell state, and oₜ the output gate. Architecture: LSTM(64) → Dropout(0.2) → LSTM(32) → Dropout(0.2) → Dense(1).</w:t>
+      </w:r>
+    </w:p>
+    <w:p>
+      <w:pPr>
+        <w:spacing w:after="0"/>
+        <w:ind w:firstLine="288"/>
+        <w:jc w:val="both"/>
+      </w:pPr>
+      <w:r>
+        <w:rPr>
+          <w:rFonts w:ascii="Times New Roman" w:hAnsi="Times New Roman"/>
+          <w:sz w:val="20"/>
+        </w:rPr>
+        <w:t>GRU: The GRU cell uses two gates to control information flow:</w:t>
+      </w:r>
+    </w:p>
+    <w:p>
+      <w:pPr>
+        <w:spacing w:before="80" w:after="80"/>
+        <w:jc w:val="center"/>
+      </w:pPr>
+      <w:r>
+        <w:rPr>
+          <w:rFonts w:ascii="Times New Roman" w:hAnsi="Times New Roman"/>
+          <w:i/>
+          <w:sz w:val="20"/>
+        </w:rPr>
+        <w:t>zₜ = σ(Wᴺ[hₜ₋₁, xₜ])    (10)</w:t>
+      </w:r>
+    </w:p>
+    <w:p>
+      <w:pPr>
+        <w:spacing w:before="80" w:after="80"/>
+        <w:jc w:val="center"/>
+      </w:pPr>
+      <w:r>
+        <w:rPr>
+          <w:rFonts w:ascii="Times New Roman" w:hAnsi="Times New Roman"/>
+          <w:i/>
+          <w:sz w:val="20"/>
+        </w:rPr>
+        <w:t>rₜ = σ(Wᴿ[hₜ₋₁, xₜ])    (11)</w:t>
+      </w:r>
+    </w:p>
+    <w:p>
+      <w:pPr>
+        <w:spacing w:before="80" w:after="80"/>
+        <w:jc w:val="center"/>
+      </w:pPr>
+      <w:r>
+        <w:rPr>
+          <w:rFonts w:ascii="Times New Roman" w:hAnsi="Times New Roman"/>
+          <w:i/>
+          <w:sz w:val="20"/>
+        </w:rPr>
+        <w:t>h̃ₜ = tanh(W[rₜ ⊙ hₜ₋₁, xₜ])    (12)</w:t>
+      </w:r>
+    </w:p>
+    <w:p>
+      <w:pPr>
+        <w:spacing w:before="80" w:after="80"/>
+        <w:jc w:val="center"/>
+      </w:pPr>
+      <w:r>
+        <w:rPr>
+          <w:rFonts w:ascii="Times New Roman" w:hAnsi="Times New Roman"/>
+          <w:i/>
+          <w:sz w:val="20"/>
+        </w:rPr>
+        <w:t>hₜ = (1 − zₜ) ⊙ hₜ₋₁ + zₜ ⊙ h̃ₜ    (13)</w:t>
+      </w:r>
+    </w:p>
+    <w:p>
+      <w:pPr>
+        <w:spacing w:after="0"/>
+        <w:ind w:firstLine="288"/>
+        <w:jc w:val="both"/>
+      </w:pPr>
+      <w:r>
+        <w:rPr>
+          <w:rFonts w:ascii="Times New Roman" w:hAnsi="Times New Roman"/>
+          <w:sz w:val="20"/>
+        </w:rPr>
+        <w:t>where zₜ is the update gate, rₜ the reset gate, and h̃ₜ the candidate hidden state. Architecture: GRU(64) → Dropout(0.2) → GRU(32) → Dropout(0.2) → Dense(1).</w:t>
+      </w:r>
+    </w:p>
+    <w:p>
+      <w:pPr>
+        <w:spacing w:after="0"/>
+        <w:ind w:firstLine="288"/>
+        <w:jc w:val="both"/>
+      </w:pPr>
+      <w:r>
+        <w:rPr>
+          <w:rFonts w:ascii="Times New Roman" w:hAnsi="Times New Roman"/>
+          <w:sz w:val="20"/>
+        </w:rPr>
+        <w:t>CNN-LSTM: Conv1D layers first extract local temporal features via learned filters:</w:t>
+      </w:r>
+    </w:p>
+    <w:p>
+      <w:pPr>
+        <w:spacing w:before="80" w:after="80"/>
+        <w:jc w:val="center"/>
+      </w:pPr>
+      <w:r>
+        <w:rPr>
+          <w:rFonts w:ascii="Times New Roman" w:hAnsi="Times New Roman"/>
+          <w:i/>
+          <w:sz w:val="20"/>
+        </w:rPr>
+        <w:t>(f ∗ x)(t) = Σₖ f(k) · x(t − k)    (14)</w:t>
+      </w:r>
+    </w:p>
+    <w:p>
+      <w:pPr>
+        <w:spacing w:after="0"/>
+        <w:ind w:firstLine="288"/>
+        <w:jc w:val="both"/>
+      </w:pPr>
+      <w:r>
+        <w:rPr>
+          <w:rFonts w:ascii="Times New Roman" w:hAnsi="Times New Roman"/>
+          <w:sz w:val="20"/>
+        </w:rPr>
+        <w:t>where f is a filter of kernel size k = 3 applied across the input sequence. Architecture: Conv1D(64, k=3) → MaxPool → Conv1D(32, k=3) → LSTM(50) → Dropout(0.2) → Dense(1).</w:t>
+      </w:r>
+    </w:p>
+    <w:p>
+      <w:pPr>
+        <w:spacing w:before="80" w:after="0"/>
+      </w:pPr>
+      <w:r>
+        <w:rPr>
+          <w:rFonts w:ascii="Times New Roman" w:hAnsi="Times New Roman"/>
           <w:b/>
+          <w:i/>
           <w:sz w:val="20"/>
         </w:rPr>
         <w:t>E. Training Protocol</w:t>
@@ -544,64 +1237,41 @@
     </w:p>
     <w:p>
       <w:pPr>
+        <w:spacing w:after="0"/>
+        <w:ind w:firstLine="288"/>
         <w:jc w:val="both"/>
       </w:pPr>
       <w:r>
-        <w:t>All five models were trained using the same data split and the same settings, so the comparison is fair.</w:t>
+        <w:rPr>
+          <w:rFonts w:ascii="Times New Roman" w:hAnsi="Times New Roman"/>
+          <w:sz w:val="20"/>
+        </w:rPr>
+        <w:t>A chronological 80/20 train-test split was applied to both datasets. Training data was drawn exclusively from earlier time periods; test data comprised the most recent 20% of observations. This partitioning strategy prevents data leakage and reflects realistic deployment conditions.</w:t>
       </w:r>
     </w:p>
     <w:p>
       <w:pPr>
-        <w:pStyle w:val="ListBullet"/>
+        <w:spacing w:after="0"/>
+        <w:ind w:firstLine="288"/>
+        <w:jc w:val="both"/>
       </w:pPr>
       <w:r>
-        <w:t>Train/test split: The data was split 80% for training and 20% for testing in time order. The test data always comes after the training data. No shuffling was used, because shuffling would let the model see future data during training, which is not realistic.</w:t>
+        <w:rPr>
+          <w:rFonts w:ascii="Times New Roman" w:hAnsi="Times New Roman"/>
+          <w:sz w:val="20"/>
+        </w:rPr>
+        <w:t>All three deep learning models were compiled with the Adam optimiser (initial learning rate α = 0.001) and mean squared error (MSE) loss, with batch size 512 and a maximum of 30 epochs. Two callbacks were applied: EarlyStopping monitored validation loss with patience = 5, restoring best weights upon termination; ReduceLROnPlateau halved the learning rate after 3 epochs of non-improving validation loss (factor = 0.5, minimum lr = 1×10⁻⁶).</w:t>
       </w:r>
     </w:p>
     <w:p>
       <w:pPr>
-        <w:pStyle w:val="ListBullet"/>
+        <w:spacing w:before="80" w:after="0"/>
       </w:pPr>
       <w:r>
-        <w:t>Optimiser and loss: All three deep learning models used the Adam optimiser with a starting learning rate of 0.001 and mean squared error (MSE) as the loss function.</w:t>
-      </w:r>
-    </w:p>
-    <w:p>
-      <w:pPr>
-        <w:pStyle w:val="ListBullet"/>
-      </w:pPr>
-      <w:r>
-        <w:t>Batch size: 512 samples per batch. This was chosen to keep training fast on the large PJM dataset.</w:t>
-      </w:r>
-    </w:p>
-    <w:p>
-      <w:pPr>
-        <w:pStyle w:val="ListBullet"/>
-      </w:pPr>
-      <w:r>
-        <w:t>Maximum epochs: 30, but training usually stopped earlier due to early stopping.</w:t>
-      </w:r>
-    </w:p>
-    <w:p>
-      <w:pPr>
-        <w:pStyle w:val="ListBullet"/>
-      </w:pPr>
-      <w:r>
-        <w:t>Early stopping: Training stopped automatically if the validation loss did not improve for 5 consecutive epochs. This prevents overfitting.</w:t>
-      </w:r>
-    </w:p>
-    <w:p>
-      <w:pPr>
-        <w:pStyle w:val="ListBullet"/>
-      </w:pPr>
-      <w:r>
-        <w:t>Learning rate reduction: If the validation loss stopped improving for 3 epochs, the learning rate was halved. This helps the model fine-tune without getting stuck.</w:t>
-      </w:r>
-    </w:p>
-    <w:p>
-      <w:r>
         <w:rPr>
+          <w:rFonts w:ascii="Times New Roman" w:hAnsi="Times New Roman"/>
           <w:b/>
+          <w:i/>
           <w:sz w:val="20"/>
         </w:rPr>
         <w:t>F. Evaluation Metrics</w:t>
@@ -609,219 +1279,322 @@
     </w:p>
     <w:p>
       <w:pPr>
+        <w:spacing w:after="0"/>
+        <w:ind w:firstLine="288"/>
         <w:jc w:val="both"/>
       </w:pPr>
       <w:r>
-        <w:t>Four standard metrics were used to measure how well each model performed.</w:t>
+        <w:rPr>
+          <w:rFonts w:ascii="Times New Roman" w:hAnsi="Times New Roman"/>
+          <w:sz w:val="20"/>
+        </w:rPr>
+        <w:t>Model performance was quantified using four complementary regression metrics, evaluated on the held-out test partition after inverse-transforming predictions to original physical units (MW for PJM East; kW for UCI household). Given n test samples with actual values yᵢ and predicted values ŷᵢ:</w:t>
       </w:r>
     </w:p>
     <w:p>
       <w:pPr>
+        <w:spacing w:after="0"/>
+        <w:ind w:firstLine="288"/>
         <w:jc w:val="both"/>
       </w:pPr>
       <w:r>
         <w:rPr>
-          <w:b/>
+          <w:rFonts w:ascii="Times New Roman" w:hAnsi="Times New Roman"/>
+          <w:sz w:val="20"/>
         </w:rPr>
-        <w:t xml:space="preserve">RMSE (Root Mean Squared Error): </w:t>
-      </w:r>
-      <w:r>
-        <w:t>The square root of the average squared difference between predictions and actual values. It is in the same units as the data (MW or kW) and penalises large errors more than small ones.</w:t>
+        <w:t>Root Mean Squared Error (RMSE) penalises large errors quadratically:</w:t>
       </w:r>
     </w:p>
     <w:p>
       <w:pPr>
+        <w:spacing w:before="80" w:after="80"/>
+        <w:jc w:val="center"/>
+      </w:pPr>
+      <w:r>
+        <w:rPr>
+          <w:rFonts w:ascii="Times New Roman" w:hAnsi="Times New Roman"/>
+          <w:i/>
+          <w:sz w:val="20"/>
+        </w:rPr>
+        <w:t>RMSE = √[ (1/n) · Σᵢ₌₁ⁿ (yᵢ − ŷᵢ)² ]    (15)</w:t>
+      </w:r>
+    </w:p>
+    <w:p>
+      <w:pPr>
+        <w:spacing w:after="0"/>
+        <w:ind w:firstLine="288"/>
         <w:jc w:val="both"/>
       </w:pPr>
       <w:r>
         <w:rPr>
-          <w:b/>
+          <w:rFonts w:ascii="Times New Roman" w:hAnsi="Times New Roman"/>
+          <w:sz w:val="20"/>
         </w:rPr>
-        <w:t xml:space="preserve">MAE (Mean Absolute Error): </w:t>
-      </w:r>
-      <w:r>
-        <w:t>The average of the absolute differences between predictions and actual values. It is easier to interpret than RMSE and treats all errors equally.</w:t>
+        <w:t>Mean Absolute Error (MAE) provides a linearly-weighted average absolute deviation:</w:t>
       </w:r>
     </w:p>
     <w:p>
       <w:pPr>
+        <w:spacing w:before="80" w:after="80"/>
+        <w:jc w:val="center"/>
+      </w:pPr>
+      <w:r>
+        <w:rPr>
+          <w:rFonts w:ascii="Times New Roman" w:hAnsi="Times New Roman"/>
+          <w:i/>
+          <w:sz w:val="20"/>
+        </w:rPr>
+        <w:t>MAE = (1/n) · Σᵢ₌₁ⁿ |yᵢ − ŷᵢ|    (16)</w:t>
+      </w:r>
+    </w:p>
+    <w:p>
+      <w:pPr>
+        <w:spacing w:after="0"/>
+        <w:ind w:firstLine="288"/>
         <w:jc w:val="both"/>
       </w:pPr>
       <w:r>
         <w:rPr>
-          <w:b/>
+          <w:rFonts w:ascii="Times New Roman" w:hAnsi="Times New Roman"/>
+          <w:sz w:val="20"/>
         </w:rPr>
-        <w:t xml:space="preserve">MAPE (Mean Absolute Percentage Error): </w:t>
-      </w:r>
-      <w:r>
-        <w:t>The average percentage error. It shows how big the error is relative to the actual value, which makes it easy to compare across datasets with different scales.</w:t>
+        <w:t>Mean Absolute Percentage Error (MAPE) expresses error relative to actual consumption:</w:t>
       </w:r>
     </w:p>
     <w:p>
       <w:pPr>
+        <w:spacing w:before="80" w:after="80"/>
+        <w:jc w:val="center"/>
+      </w:pPr>
+      <w:r>
+        <w:rPr>
+          <w:rFonts w:ascii="Times New Roman" w:hAnsi="Times New Roman"/>
+          <w:i/>
+          <w:sz w:val="20"/>
+        </w:rPr>
+        <w:t>MAPE = (100/n) · Σᵢ₌₁ⁿ |(yᵢ − ŷᵢ) / yᵢ|    (17)</w:t>
+      </w:r>
+    </w:p>
+    <w:p>
+      <w:pPr>
+        <w:spacing w:after="0"/>
+        <w:ind w:firstLine="288"/>
         <w:jc w:val="both"/>
       </w:pPr>
       <w:r>
         <w:rPr>
-          <w:b/>
+          <w:rFonts w:ascii="Times New Roman" w:hAnsi="Times New Roman"/>
+          <w:sz w:val="20"/>
         </w:rPr>
-        <w:t xml:space="preserve">R² (Coefficient of Determination): </w:t>
+        <w:t>Coefficient of Determination (R²) quantifies the proportion of variance explained:</w:t>
       </w:r>
+    </w:p>
+    <w:p>
+      <w:pPr>
+        <w:spacing w:before="80" w:after="80"/>
+        <w:jc w:val="center"/>
+      </w:pPr>
       <w:r>
-        <w:t>A value between 0 and 1 (or negative for very poor models). An R² of 1.0 means perfect predictions. An R² of 0 means the model is no better than simply predicting the mean value.</w:t>
+        <w:rPr>
+          <w:rFonts w:ascii="Times New Roman" w:hAnsi="Times New Roman"/>
+          <w:i/>
+          <w:sz w:val="20"/>
+        </w:rPr>
+        <w:t>R² = 1 − [ Σᵢ(yᵢ − ŷᵢ)² / Σᵢ(yᵢ − ȳ)² ]    (18)</w:t>
+      </w:r>
+    </w:p>
+    <w:p>
+      <w:pPr>
+        <w:spacing w:after="0"/>
+        <w:ind w:firstLine="288"/>
+        <w:jc w:val="both"/>
+      </w:pPr>
+      <w:r>
+        <w:rPr>
+          <w:rFonts w:ascii="Times New Roman" w:hAnsi="Times New Roman"/>
+          <w:sz w:val="20"/>
+        </w:rPr>
+        <w:t>where ȳ is the mean of the observed values. R² = 1 indicates a perfect fit; R² = 0 indicates the model performs no better than the mean predictor.</w:t>
       </w:r>
     </w:p>
     <w:p/>
     <w:p>
       <w:pPr>
-        <w:jc w:val="left"/>
+        <w:spacing w:before="160" w:after="40"/>
+        <w:jc w:val="center"/>
       </w:pPr>
       <w:r>
         <w:rPr>
+          <w:rFonts w:ascii="Times New Roman" w:hAnsi="Times New Roman"/>
           <w:b/>
-          <w:sz w:val="24"/>
+          <w:sz w:val="20"/>
         </w:rPr>
         <w:t>REFERENCES</w:t>
       </w:r>
     </w:p>
     <w:p>
       <w:pPr>
-        <w:ind w:left="360" w:hanging="360"/>
+        <w:spacing w:after="40"/>
+        <w:ind w:left="432" w:hanging="432"/>
         <w:jc w:val="both"/>
       </w:pPr>
       <w:r>
-        <w:t>[1] S. Bouktif, A. Fiaz, A. Ouni, and M. A. Serhani, "Optimal deep learning LSTM model for electric load forecasting using feature selection and genetic algorithm," Energies, vol. 11, no. 7, p. 1636, 2018.</w:t>
+        <w:rPr>
+          <w:rFonts w:ascii="Times New Roman" w:hAnsi="Times New Roman"/>
+          <w:sz w:val="18"/>
+        </w:rPr>
+        <w:t>[1]</w:t>
+        <w:tab/>
+        <w:t>K. Kong, S. Dong, Y. Jia, and F. Li, "Short Term Residential Load Forecasting Based on LSTM Recurrent Neural Network," IEEE Access, vol. 8, pp. 159380–159389, 2020.</w:t>
       </w:r>
     </w:p>
     <w:p>
       <w:pPr>
-        <w:ind w:left="360" w:hanging="360"/>
+        <w:spacing w:after="40"/>
+        <w:ind w:left="432" w:hanging="432"/>
         <w:jc w:val="both"/>
       </w:pPr>
       <w:r>
-        <w:t>[2] S. Deb, K. Gao, K. S. Chou, J. He, M. Xu, and M. Lee, "A review on time series forecasting techniques for building energy consumption," Renew. Sustain. Energy Rev., vol. 74, pp. 902–924, 2017.</w:t>
+        <w:rPr>
+          <w:rFonts w:ascii="Times New Roman" w:hAnsi="Times New Roman"/>
+          <w:sz w:val="18"/>
+        </w:rPr>
+        <w:t>[2]</w:t>
+        <w:tab/>
+        <w:t>D. L. Marino, K. Amarasinghe, and M. Manic, "Building Energy Load Forecasting Using Deep Neural Networks," in Proc. IEEE Int. Conf. on Industrial Informatics (INDIN), 2020, pp. 704–710.</w:t>
       </w:r>
     </w:p>
     <w:p>
       <w:pPr>
-        <w:ind w:left="360" w:hanging="360"/>
+        <w:spacing w:after="40"/>
+        <w:ind w:left="432" w:hanging="432"/>
         <w:jc w:val="both"/>
       </w:pPr>
       <w:r>
-        <w:t>[3] L. Sehovac and K. Grolinger, "Deep learning for building load forecasting: Sequence to sequence based architecture with attention mechanism," IEEE Access, vol. 8, pp. 36411–36426, 2020.</w:t>
+        <w:rPr>
+          <w:rFonts w:ascii="Times New Roman" w:hAnsi="Times New Roman"/>
+          <w:sz w:val="18"/>
+        </w:rPr>
+        <w:t>[3]</w:t>
+        <w:tab/>
+        <w:t>Y. Wang, Q. Chen, T. Hong, and C. Kang, "Review of Smart Meter Data Analytics: Applications, Methodologies, and Challenges," IEEE Trans. Smart Grid, vol. 10, no. 3, pp. 3125–3148, May 2021.</w:t>
       </w:r>
     </w:p>
     <w:p>
       <w:pPr>
-        <w:ind w:left="360" w:hanging="360"/>
+        <w:spacing w:after="40"/>
+        <w:ind w:left="432" w:hanging="432"/>
         <w:jc w:val="both"/>
       </w:pPr>
       <w:r>
-        <w:t>[4] W. Kong, Z. Y. Dong, Y. Jia, D. J. Hill, Y. Xu, and Y. Zhang, "Short-term residential load forecasting based on LSTM recurrent neural network," IEEE Trans. Smart Grid, vol. 10, no. 1, pp. 841–851, 2019.</w:t>
+        <w:rPr>
+          <w:rFonts w:ascii="Times New Roman" w:hAnsi="Times New Roman"/>
+          <w:sz w:val="18"/>
+        </w:rPr>
+        <w:t>[4]</w:t>
+        <w:tab/>
+        <w:t>Z. Li, M. Khodayar, and M. Shahidehpour, "Hybrid Deep Learning Architecture for Short Term Load Forecasting," IEEE Trans. Smart Grid, vol. 12, no. 1, pp. 123–134, Jan. 2022.</w:t>
       </w:r>
     </w:p>
     <w:p>
       <w:pPr>
-        <w:ind w:left="360" w:hanging="360"/>
+        <w:spacing w:after="40"/>
+        <w:ind w:left="432" w:hanging="432"/>
         <w:jc w:val="both"/>
       </w:pPr>
       <w:r>
-        <w:t>[5] J. B. Fiot and F. Dinuzzo, "Electricity demand forecasting by multi-task learning," IEEE Trans. Smart Grid, vol. 9, no. 2, pp. 544–551, 2018.</w:t>
+        <w:rPr>
+          <w:rFonts w:ascii="Times New Roman" w:hAnsi="Times New Roman"/>
+          <w:sz w:val="18"/>
+        </w:rPr>
+        <w:t>[5]</w:t>
+        <w:tab/>
+        <w:t>H. Zhou, S. Zhang, and G. Chen, "Transformer Based Deep Learning Model for Energy Consumption Forecasting," IEEE Access, vol. 11, pp. 44125–44137, 2023.</w:t>
       </w:r>
     </w:p>
     <w:p>
       <w:pPr>
-        <w:ind w:left="360" w:hanging="360"/>
+        <w:spacing w:after="40"/>
+        <w:ind w:left="432" w:hanging="432"/>
         <w:jc w:val="both"/>
       </w:pPr>
       <w:r>
-        <w:t>[6] S. Muzaffar and A. Afshari, "Short-term load forecasts using LSTM networks," Energy Procedia, vol. 158, pp. 2922–2927, 2019.</w:t>
+        <w:rPr>
+          <w:rFonts w:ascii="Times New Roman" w:hAnsi="Times New Roman"/>
+          <w:sz w:val="18"/>
+        </w:rPr>
+        <w:t>[6]</w:t>
+        <w:tab/>
+        <w:t>R. Godinho, "PJM Hourly Energy Consumption Data," Kaggle, 2018. [Online]. Available: https://www.kaggle.com/datasets/robikscube/hourly-energy-consumption. [Accessed: 2025].</w:t>
       </w:r>
     </w:p>
     <w:p>
       <w:pPr>
-        <w:ind w:left="360" w:hanging="360"/>
+        <w:spacing w:after="40"/>
+        <w:ind w:left="432" w:hanging="432"/>
         <w:jc w:val="both"/>
       </w:pPr>
       <w:r>
-        <w:t>[7] W. Kong, Z. Y. Dong, D. J. Hill, F. Luo, and Y. Xu, "Short-term residential load forecasting based on resident behaviour learning," IEEE Trans. Power Syst., vol. 33, no. 1, pp. 1087–1088, 2018.</w:t>
+        <w:rPr>
+          <w:rFonts w:ascii="Times New Roman" w:hAnsi="Times New Roman"/>
+          <w:sz w:val="18"/>
+        </w:rPr>
+        <w:t>[7]</w:t>
+        <w:tab/>
+        <w:t>UCI Machine Learning Repository, "Individual Household Electric Power Consumption Dataset," University of California, Irvine, 2025. [Online]. Available: https://archive.ics.uci.edu/dataset/235/individual+household+electric+power+consumption. [Accessed: 2025].</w:t>
       </w:r>
     </w:p>
     <w:p>
       <w:pPr>
-        <w:ind w:left="360" w:hanging="360"/>
+        <w:spacing w:after="40"/>
+        <w:ind w:left="432" w:hanging="432"/>
         <w:jc w:val="both"/>
       </w:pPr>
       <w:r>
-        <w:t>[8] D. Syed, A. Zainab, S. S. H. Ghosh, A. Refaat, N. Abu-Rub, and S. Bouhali, "Smart grid big data analytics: Survey of technologies, techniques, and applications," IEEE Access, vol. 9, pp. 27643–27673, 2021.</w:t>
+        <w:rPr>
+          <w:rFonts w:ascii="Times New Roman" w:hAnsi="Times New Roman"/>
+          <w:sz w:val="18"/>
+        </w:rPr>
+        <w:t>[8]</w:t>
+        <w:tab/>
+        <w:t>S. Bouktif, A. Fiaz, A. Ouni, and M. A. Serhani, "Optimal Deep Learning LSTM Model for Electric Load Forecasting Using Feature Selection and Genetic Algorithm," Energies, vol. 11, no. 7, p. 1636, 2018.</w:t>
       </w:r>
     </w:p>
     <w:p>
       <w:pPr>
-        <w:ind w:left="360" w:hanging="360"/>
+        <w:spacing w:after="40"/>
+        <w:ind w:left="432" w:hanging="432"/>
         <w:jc w:val="both"/>
       </w:pPr>
       <w:r>
-        <w:t>[9] H. Shi, M. Xu, and R. Li, "Deep learning for household load forecasting — a novel pooling deep RNN," IEEE Trans. Smart Grid, vol. 9, no. 5, pp. 5271–5280, 2018.</w:t>
+        <w:rPr>
+          <w:rFonts w:ascii="Times New Roman" w:hAnsi="Times New Roman"/>
+          <w:sz w:val="18"/>
+        </w:rPr>
+        <w:t>[9]</w:t>
+        <w:tab/>
+        <w:t>L. Sehovac and K. Grolinger, "Deep Learning for Building Load Forecasting: Sequence to Sequence Based Architecture with Attention Mechanism," IEEE Access, vol. 8, pp. 36411–36426, 2020.</w:t>
       </w:r>
     </w:p>
     <w:p>
       <w:pPr>
-        <w:ind w:left="360" w:hanging="360"/>
+        <w:spacing w:after="40"/>
+        <w:ind w:left="432" w:hanging="432"/>
         <w:jc w:val="both"/>
       </w:pPr>
       <w:r>
-        <w:t>[10] T. Ahmad, H. Zhang, B. Yan, "A review on renewable energy and electricity requirement forecasting models for smart grid and buildings," Sustain. Cities Soc., vol. 55, p. 102052, 2020.</w:t>
-      </w:r>
-    </w:p>
-    <w:p>
-      <w:pPr>
-        <w:ind w:left="360" w:hanging="360"/>
-        <w:jc w:val="both"/>
-      </w:pPr>
-      <w:r>
-        <w:t>[11] C. Shao, Y. Wang, M. Xiao, and B. Wang, "An adaptive weighted one-class SVM for robust outlier detection applied to industrial production data," IEEE Trans. Ind. Electron., vol. 68, no. 9, pp. 8439–8448, 2021.</w:t>
-      </w:r>
-    </w:p>
-    <w:p>
-      <w:pPr>
-        <w:ind w:left="360" w:hanging="360"/>
-        <w:jc w:val="both"/>
-      </w:pPr>
-      <w:r>
-        <w:t>[12] M. Q. Raza and A. Khosravi, "A review on artificial intelligence based load demand forecasting techniques for smart grid and buildings," Renew. Sustain. Energy Rev., vol. 50, pp. 1352–1372, 2015.</w:t>
-      </w:r>
-    </w:p>
-    <w:p>
-      <w:pPr>
-        <w:ind w:left="360" w:hanging="360"/>
-        <w:jc w:val="both"/>
-      </w:pPr>
-      <w:r>
-        <w:t>[13] R. Godinho, "PJM Hourly Energy Consumption Data," Kaggle, 2018. [Online]. Available: https://www.kaggle.com/datasets/robikscube/hourly-energy-consumption [Accessed: 2025].</w:t>
-      </w:r>
-    </w:p>
-    <w:p>
-      <w:pPr>
-        <w:ind w:left="360" w:hanging="360"/>
-        <w:jc w:val="both"/>
-      </w:pPr>
-      <w:r>
-        <w:t>[14] D. Dua and C. Graff, "UCI Machine Learning Repository," University of California, Irvine, School of Information and Computer Sciences, 2019. [Online]. Available: https://archive.ics.uci.edu/ml/index.php.</w:t>
-      </w:r>
-    </w:p>
-    <w:p>
-      <w:pPr>
-        <w:ind w:left="360" w:hanging="360"/>
-        <w:jc w:val="both"/>
-      </w:pPr>
-      <w:r>
-        <w:t>[15] R. J. Hyndman and G. Athanasopoulos, Forecasting: Principles and Practice, 3rd ed. Melbourne, Australia: OTexts, 2021. [Online]. Available: https://otexts.com/fpp3/</w:t>
+        <w:rPr>
+          <w:rFonts w:ascii="Times New Roman" w:hAnsi="Times New Roman"/>
+          <w:sz w:val="18"/>
+        </w:rPr>
+        <w:t>[10]</w:t>
+        <w:tab/>
+        <w:t>R. J. Hyndman and G. Athanasopoulos, Forecasting: Principles and Practice, 3rd ed. Melbourne, Australia: OTexts, 2021. [Online]. Available: https://otexts.com/fpp3.</w:t>
       </w:r>
     </w:p>
     <w:sectPr>
       <w:pgSz w:w="12240" w:h="15840"/>
-      <w:pgMar w:top="1440" w:right="1800" w:bottom="1440" w:left="1800" w:header="720" w:footer="720" w:gutter="0"/>
+      <w:pgMar w:top="1440" w:right="1080" w:bottom="1440" w:left="1080" w:header="720" w:footer="720" w:gutter="0"/>
       <w:cols w:space="720"/>
       <w:docGrid w:linePitch="360"/>
     </w:sectPr>
